--- a/格子渲染测试.docx
+++ b/格子渲染测试.docx
@@ -65,258 +65,274 @@
         <w:gridCol w:w="680"/>
       </w:tblGrid>
       <w:tr>
-        <w:tc>
-          <w:tcPr>
-            <w:tcW w:type="dxa" w:w="680"/>
-            <w:tcBorders>
-              <w:top w:val="single" w:color="cccccc" w:sz="1"/>
-              <w:left w:val="single" w:color="cccccc" w:sz="1"/>
-              <w:bottom w:val="single" w:color="cccccc" w:sz="1"/>
-              <w:right w:val="single" w:color="cccccc" w:sz="1"/>
-            </w:tcBorders>
-          </w:tcPr>
-          <w:p>
-            <w:pPr>
-              <w:jc w:val="center"/>
-              <w:textAlignment w:val="center"/>
-            </w:pPr>
-            <w:r>
-              <w:t xml:space="preserve"> </w:t>
-            </w:r>
-          </w:p>
-        </w:tc>
-        <w:tc>
-          <w:tcPr>
-            <w:tcW w:type="dxa" w:w="680"/>
-            <w:tcBorders>
-              <w:top w:val="single" w:color="cccccc" w:sz="1"/>
-              <w:left w:val="single" w:color="cccccc" w:sz="1"/>
-              <w:bottom w:val="single" w:color="cccccc" w:sz="1"/>
-              <w:right w:val="single" w:color="cccccc" w:sz="1"/>
-            </w:tcBorders>
-          </w:tcPr>
-          <w:p>
-            <w:pPr>
-              <w:jc w:val="center"/>
-              <w:textAlignment w:val="center"/>
-            </w:pPr>
-            <w:r>
-              <w:t xml:space="preserve"> </w:t>
-            </w:r>
-          </w:p>
-        </w:tc>
-        <w:tc>
-          <w:tcPr>
-            <w:tcW w:type="dxa" w:w="680"/>
-            <w:tcBorders>
-              <w:top w:val="single" w:color="cccccc" w:sz="1"/>
-              <w:left w:val="single" w:color="cccccc" w:sz="1"/>
-              <w:bottom w:val="single" w:color="cccccc" w:sz="1"/>
-              <w:right w:val="single" w:color="cccccc" w:sz="1"/>
-            </w:tcBorders>
-          </w:tcPr>
-          <w:p>
-            <w:pPr>
-              <w:jc w:val="center"/>
-              <w:textAlignment w:val="center"/>
-            </w:pPr>
-            <w:r>
-              <w:t xml:space="preserve"> </w:t>
-            </w:r>
-          </w:p>
-        </w:tc>
-        <w:tc>
-          <w:tcPr>
-            <w:tcW w:type="dxa" w:w="680"/>
-            <w:tcBorders>
-              <w:top w:val="single" w:color="cccccc" w:sz="1"/>
-              <w:left w:val="single" w:color="cccccc" w:sz="1"/>
-              <w:bottom w:val="single" w:color="cccccc" w:sz="1"/>
-              <w:right w:val="single" w:color="cccccc" w:sz="1"/>
-            </w:tcBorders>
-          </w:tcPr>
-          <w:p>
-            <w:pPr>
-              <w:jc w:val="center"/>
-              <w:textAlignment w:val="center"/>
-            </w:pPr>
-            <w:r>
-              <w:t xml:space="preserve"> </w:t>
-            </w:r>
-          </w:p>
-        </w:tc>
-        <w:tc>
-          <w:tcPr>
-            <w:tcW w:type="dxa" w:w="680"/>
-            <w:tcBorders>
-              <w:top w:val="single" w:color="cccccc" w:sz="1"/>
-              <w:left w:val="single" w:color="cccccc" w:sz="1"/>
-              <w:bottom w:val="single" w:color="cccccc" w:sz="1"/>
-              <w:right w:val="single" w:color="cccccc" w:sz="1"/>
-            </w:tcBorders>
-          </w:tcPr>
-          <w:p>
-            <w:pPr>
-              <w:jc w:val="center"/>
-              <w:textAlignment w:val="center"/>
-            </w:pPr>
-            <w:r>
-              <w:t xml:space="preserve"> </w:t>
-            </w:r>
-          </w:p>
-        </w:tc>
-        <w:tc>
-          <w:tcPr>
-            <w:tcW w:type="dxa" w:w="680"/>
-            <w:tcBorders>
-              <w:top w:val="single" w:color="cccccc" w:sz="1"/>
-              <w:left w:val="single" w:color="cccccc" w:sz="1"/>
-              <w:bottom w:val="single" w:color="cccccc" w:sz="1"/>
-              <w:right w:val="single" w:color="cccccc" w:sz="1"/>
-            </w:tcBorders>
-          </w:tcPr>
-          <w:p>
-            <w:pPr>
-              <w:jc w:val="center"/>
-              <w:textAlignment w:val="center"/>
-            </w:pPr>
-            <w:r>
-              <w:t xml:space="preserve"> </w:t>
-            </w:r>
-          </w:p>
-        </w:tc>
-        <w:tc>
-          <w:tcPr>
-            <w:tcW w:type="dxa" w:w="680"/>
-            <w:tcBorders>
-              <w:top w:val="single" w:color="cccccc" w:sz="1"/>
-              <w:left w:val="single" w:color="cccccc" w:sz="1"/>
-              <w:bottom w:val="single" w:color="cccccc" w:sz="1"/>
-              <w:right w:val="single" w:color="cccccc" w:sz="1"/>
-            </w:tcBorders>
-          </w:tcPr>
-          <w:p>
-            <w:pPr>
-              <w:jc w:val="center"/>
-              <w:textAlignment w:val="center"/>
-            </w:pPr>
-            <w:r>
-              <w:t xml:space="preserve"> </w:t>
-            </w:r>
-          </w:p>
-        </w:tc>
-        <w:tc>
-          <w:tcPr>
-            <w:tcW w:type="dxa" w:w="680"/>
-            <w:tcBorders>
-              <w:top w:val="single" w:color="cccccc" w:sz="1"/>
-              <w:left w:val="single" w:color="cccccc" w:sz="1"/>
-              <w:bottom w:val="single" w:color="cccccc" w:sz="1"/>
-              <w:right w:val="single" w:color="cccccc" w:sz="1"/>
-            </w:tcBorders>
-          </w:tcPr>
-          <w:p>
-            <w:pPr>
-              <w:jc w:val="center"/>
-              <w:textAlignment w:val="center"/>
-            </w:pPr>
-            <w:r>
-              <w:t xml:space="preserve"> </w:t>
-            </w:r>
-          </w:p>
-        </w:tc>
-        <w:tc>
-          <w:tcPr>
-            <w:tcW w:type="dxa" w:w="680"/>
-            <w:tcBorders>
-              <w:top w:val="single" w:color="cccccc" w:sz="1"/>
-              <w:left w:val="single" w:color="cccccc" w:sz="1"/>
-              <w:bottom w:val="single" w:color="cccccc" w:sz="1"/>
-              <w:right w:val="single" w:color="cccccc" w:sz="1"/>
-            </w:tcBorders>
-          </w:tcPr>
-          <w:p>
-            <w:pPr>
-              <w:jc w:val="center"/>
-              <w:textAlignment w:val="center"/>
-            </w:pPr>
-            <w:r>
-              <w:t xml:space="preserve"> </w:t>
-            </w:r>
-          </w:p>
-        </w:tc>
-        <w:tc>
-          <w:tcPr>
-            <w:tcW w:type="dxa" w:w="680"/>
-            <w:tcBorders>
-              <w:top w:val="single" w:color="cccccc" w:sz="1"/>
-              <w:left w:val="single" w:color="cccccc" w:sz="1"/>
-              <w:bottom w:val="single" w:color="cccccc" w:sz="1"/>
-              <w:right w:val="single" w:color="cccccc" w:sz="1"/>
-            </w:tcBorders>
-          </w:tcPr>
-          <w:p>
-            <w:pPr>
-              <w:jc w:val="center"/>
-              <w:textAlignment w:val="center"/>
-            </w:pPr>
-            <w:r>
-              <w:t xml:space="preserve"> </w:t>
-            </w:r>
-          </w:p>
-        </w:tc>
-        <w:tc>
-          <w:tcPr>
-            <w:tcW w:type="dxa" w:w="680"/>
-            <w:tcBorders>
-              <w:top w:val="single" w:color="cccccc" w:sz="1"/>
-              <w:left w:val="single" w:color="cccccc" w:sz="1"/>
-              <w:bottom w:val="single" w:color="cccccc" w:sz="1"/>
-              <w:right w:val="single" w:color="cccccc" w:sz="1"/>
-            </w:tcBorders>
-          </w:tcPr>
-          <w:p>
-            <w:pPr>
-              <w:jc w:val="center"/>
-              <w:textAlignment w:val="center"/>
-            </w:pPr>
-            <w:r>
-              <w:t xml:space="preserve"> </w:t>
-            </w:r>
-          </w:p>
-        </w:tc>
-        <w:tc>
-          <w:tcPr>
-            <w:tcW w:type="dxa" w:w="680"/>
-            <w:tcBorders>
-              <w:top w:val="single" w:color="cccccc" w:sz="1"/>
-              <w:left w:val="single" w:color="cccccc" w:sz="1"/>
-              <w:bottom w:val="single" w:color="cccccc" w:sz="1"/>
-              <w:right w:val="single" w:color="cccccc" w:sz="1"/>
-            </w:tcBorders>
-          </w:tcPr>
-          <w:p>
-            <w:pPr>
-              <w:jc w:val="center"/>
-              <w:textAlignment w:val="center"/>
-            </w:pPr>
-            <w:r>
-              <w:t xml:space="preserve"> </w:t>
-            </w:r>
-          </w:p>
-        </w:tc>
-        <w:tc>
-          <w:tcPr>
-            <w:tcW w:type="dxa" w:w="680"/>
-            <w:tcBorders>
-              <w:top w:val="single" w:color="cccccc" w:sz="1"/>
-              <w:left w:val="single" w:color="cccccc" w:sz="1"/>
-              <w:bottom w:val="single" w:color="cccccc" w:sz="1"/>
-              <w:right w:val="single" w:color="cccccc" w:sz="1"/>
-            </w:tcBorders>
-          </w:tcPr>
-          <w:p>
-            <w:pPr>
+        <w:trPr>
+          <w:trHeight w:val="680" w:hRule="exact"/>
+        </w:trPr>
+        <w:tc>
+          <w:tcPr>
+            <w:tcW w:type="dxa" w:w="680"/>
+            <w:tcBorders>
+              <w:top w:val="single" w:color="cccccc" w:sz="1"/>
+              <w:left w:val="single" w:color="cccccc" w:sz="1"/>
+              <w:bottom w:val="single" w:color="cccccc" w:sz="1"/>
+              <w:right w:val="single" w:color="cccccc" w:sz="1"/>
+            </w:tcBorders>
+          </w:tcPr>
+          <w:p>
+            <w:pPr>
+              <w:spacing w:line="240" w:lineRule="auto"/>
+              <w:jc w:val="center"/>
+              <w:textAlignment w:val="center"/>
+            </w:pPr>
+            <w:r>
+              <w:t xml:space="preserve"> </w:t>
+            </w:r>
+          </w:p>
+        </w:tc>
+        <w:tc>
+          <w:tcPr>
+            <w:tcW w:type="dxa" w:w="680"/>
+            <w:tcBorders>
+              <w:top w:val="single" w:color="cccccc" w:sz="1"/>
+              <w:left w:val="single" w:color="cccccc" w:sz="1"/>
+              <w:bottom w:val="single" w:color="cccccc" w:sz="1"/>
+              <w:right w:val="single" w:color="cccccc" w:sz="1"/>
+            </w:tcBorders>
+          </w:tcPr>
+          <w:p>
+            <w:pPr>
+              <w:spacing w:line="240" w:lineRule="auto"/>
+              <w:jc w:val="center"/>
+              <w:textAlignment w:val="center"/>
+            </w:pPr>
+            <w:r>
+              <w:t xml:space="preserve"> </w:t>
+            </w:r>
+          </w:p>
+        </w:tc>
+        <w:tc>
+          <w:tcPr>
+            <w:tcW w:type="dxa" w:w="680"/>
+            <w:tcBorders>
+              <w:top w:val="single" w:color="cccccc" w:sz="1"/>
+              <w:left w:val="single" w:color="cccccc" w:sz="1"/>
+              <w:bottom w:val="single" w:color="cccccc" w:sz="1"/>
+              <w:right w:val="single" w:color="cccccc" w:sz="1"/>
+            </w:tcBorders>
+          </w:tcPr>
+          <w:p>
+            <w:pPr>
+              <w:spacing w:line="240" w:lineRule="auto"/>
+              <w:jc w:val="center"/>
+              <w:textAlignment w:val="center"/>
+            </w:pPr>
+            <w:r>
+              <w:t xml:space="preserve"> </w:t>
+            </w:r>
+          </w:p>
+        </w:tc>
+        <w:tc>
+          <w:tcPr>
+            <w:tcW w:type="dxa" w:w="680"/>
+            <w:tcBorders>
+              <w:top w:val="single" w:color="cccccc" w:sz="1"/>
+              <w:left w:val="single" w:color="cccccc" w:sz="1"/>
+              <w:bottom w:val="single" w:color="cccccc" w:sz="1"/>
+              <w:right w:val="single" w:color="cccccc" w:sz="1"/>
+            </w:tcBorders>
+          </w:tcPr>
+          <w:p>
+            <w:pPr>
+              <w:spacing w:line="240" w:lineRule="auto"/>
+              <w:jc w:val="center"/>
+              <w:textAlignment w:val="center"/>
+            </w:pPr>
+            <w:r>
+              <w:t xml:space="preserve"> </w:t>
+            </w:r>
+          </w:p>
+        </w:tc>
+        <w:tc>
+          <w:tcPr>
+            <w:tcW w:type="dxa" w:w="680"/>
+            <w:tcBorders>
+              <w:top w:val="single" w:color="cccccc" w:sz="1"/>
+              <w:left w:val="single" w:color="cccccc" w:sz="1"/>
+              <w:bottom w:val="single" w:color="cccccc" w:sz="1"/>
+              <w:right w:val="single" w:color="cccccc" w:sz="1"/>
+            </w:tcBorders>
+          </w:tcPr>
+          <w:p>
+            <w:pPr>
+              <w:spacing w:line="240" w:lineRule="auto"/>
+              <w:jc w:val="center"/>
+              <w:textAlignment w:val="center"/>
+            </w:pPr>
+            <w:r>
+              <w:t xml:space="preserve"> </w:t>
+            </w:r>
+          </w:p>
+        </w:tc>
+        <w:tc>
+          <w:tcPr>
+            <w:tcW w:type="dxa" w:w="680"/>
+            <w:tcBorders>
+              <w:top w:val="single" w:color="cccccc" w:sz="1"/>
+              <w:left w:val="single" w:color="cccccc" w:sz="1"/>
+              <w:bottom w:val="single" w:color="cccccc" w:sz="1"/>
+              <w:right w:val="single" w:color="cccccc" w:sz="1"/>
+            </w:tcBorders>
+          </w:tcPr>
+          <w:p>
+            <w:pPr>
+              <w:spacing w:line="240" w:lineRule="auto"/>
+              <w:jc w:val="center"/>
+              <w:textAlignment w:val="center"/>
+            </w:pPr>
+            <w:r>
+              <w:t xml:space="preserve"> </w:t>
+            </w:r>
+          </w:p>
+        </w:tc>
+        <w:tc>
+          <w:tcPr>
+            <w:tcW w:type="dxa" w:w="680"/>
+            <w:tcBorders>
+              <w:top w:val="single" w:color="cccccc" w:sz="1"/>
+              <w:left w:val="single" w:color="cccccc" w:sz="1"/>
+              <w:bottom w:val="single" w:color="cccccc" w:sz="1"/>
+              <w:right w:val="single" w:color="cccccc" w:sz="1"/>
+            </w:tcBorders>
+          </w:tcPr>
+          <w:p>
+            <w:pPr>
+              <w:spacing w:line="240" w:lineRule="auto"/>
+              <w:jc w:val="center"/>
+              <w:textAlignment w:val="center"/>
+            </w:pPr>
+            <w:r>
+              <w:t xml:space="preserve"> </w:t>
+            </w:r>
+          </w:p>
+        </w:tc>
+        <w:tc>
+          <w:tcPr>
+            <w:tcW w:type="dxa" w:w="680"/>
+            <w:tcBorders>
+              <w:top w:val="single" w:color="cccccc" w:sz="1"/>
+              <w:left w:val="single" w:color="cccccc" w:sz="1"/>
+              <w:bottom w:val="single" w:color="cccccc" w:sz="1"/>
+              <w:right w:val="single" w:color="cccccc" w:sz="1"/>
+            </w:tcBorders>
+          </w:tcPr>
+          <w:p>
+            <w:pPr>
+              <w:spacing w:line="240" w:lineRule="auto"/>
+              <w:jc w:val="center"/>
+              <w:textAlignment w:val="center"/>
+            </w:pPr>
+            <w:r>
+              <w:t xml:space="preserve"> </w:t>
+            </w:r>
+          </w:p>
+        </w:tc>
+        <w:tc>
+          <w:tcPr>
+            <w:tcW w:type="dxa" w:w="680"/>
+            <w:tcBorders>
+              <w:top w:val="single" w:color="cccccc" w:sz="1"/>
+              <w:left w:val="single" w:color="cccccc" w:sz="1"/>
+              <w:bottom w:val="single" w:color="cccccc" w:sz="1"/>
+              <w:right w:val="single" w:color="cccccc" w:sz="1"/>
+            </w:tcBorders>
+          </w:tcPr>
+          <w:p>
+            <w:pPr>
+              <w:spacing w:line="240" w:lineRule="auto"/>
+              <w:jc w:val="center"/>
+              <w:textAlignment w:val="center"/>
+            </w:pPr>
+            <w:r>
+              <w:t xml:space="preserve"> </w:t>
+            </w:r>
+          </w:p>
+        </w:tc>
+        <w:tc>
+          <w:tcPr>
+            <w:tcW w:type="dxa" w:w="680"/>
+            <w:tcBorders>
+              <w:top w:val="single" w:color="cccccc" w:sz="1"/>
+              <w:left w:val="single" w:color="cccccc" w:sz="1"/>
+              <w:bottom w:val="single" w:color="cccccc" w:sz="1"/>
+              <w:right w:val="single" w:color="cccccc" w:sz="1"/>
+            </w:tcBorders>
+          </w:tcPr>
+          <w:p>
+            <w:pPr>
+              <w:spacing w:line="240" w:lineRule="auto"/>
+              <w:jc w:val="center"/>
+              <w:textAlignment w:val="center"/>
+            </w:pPr>
+            <w:r>
+              <w:t xml:space="preserve"> </w:t>
+            </w:r>
+          </w:p>
+        </w:tc>
+        <w:tc>
+          <w:tcPr>
+            <w:tcW w:type="dxa" w:w="680"/>
+            <w:tcBorders>
+              <w:top w:val="single" w:color="cccccc" w:sz="1"/>
+              <w:left w:val="single" w:color="cccccc" w:sz="1"/>
+              <w:bottom w:val="single" w:color="cccccc" w:sz="1"/>
+              <w:right w:val="single" w:color="cccccc" w:sz="1"/>
+            </w:tcBorders>
+          </w:tcPr>
+          <w:p>
+            <w:pPr>
+              <w:spacing w:line="240" w:lineRule="auto"/>
+              <w:jc w:val="center"/>
+              <w:textAlignment w:val="center"/>
+            </w:pPr>
+            <w:r>
+              <w:t xml:space="preserve"> </w:t>
+            </w:r>
+          </w:p>
+        </w:tc>
+        <w:tc>
+          <w:tcPr>
+            <w:tcW w:type="dxa" w:w="680"/>
+            <w:tcBorders>
+              <w:top w:val="single" w:color="cccccc" w:sz="1"/>
+              <w:left w:val="single" w:color="cccccc" w:sz="1"/>
+              <w:bottom w:val="single" w:color="cccccc" w:sz="1"/>
+              <w:right w:val="single" w:color="cccccc" w:sz="1"/>
+            </w:tcBorders>
+          </w:tcPr>
+          <w:p>
+            <w:pPr>
+              <w:spacing w:line="240" w:lineRule="auto"/>
+              <w:jc w:val="center"/>
+              <w:textAlignment w:val="center"/>
+            </w:pPr>
+            <w:r>
+              <w:t xml:space="preserve"> </w:t>
+            </w:r>
+          </w:p>
+        </w:tc>
+        <w:tc>
+          <w:tcPr>
+            <w:tcW w:type="dxa" w:w="680"/>
+            <w:tcBorders>
+              <w:top w:val="single" w:color="cccccc" w:sz="1"/>
+              <w:left w:val="single" w:color="cccccc" w:sz="1"/>
+              <w:bottom w:val="single" w:color="cccccc" w:sz="1"/>
+              <w:right w:val="single" w:color="cccccc" w:sz="1"/>
+            </w:tcBorders>
+          </w:tcPr>
+          <w:p>
+            <w:pPr>
+              <w:spacing w:line="240" w:lineRule="auto"/>
               <w:jc w:val="center"/>
               <w:textAlignment w:val="center"/>
             </w:pPr>
@@ -327,258 +343,274 @@
         </w:tc>
       </w:tr>
       <w:tr>
-        <w:tc>
-          <w:tcPr>
-            <w:tcW w:type="dxa" w:w="680"/>
-            <w:tcBorders>
-              <w:top w:val="single" w:color="cccccc" w:sz="1"/>
-              <w:left w:val="single" w:color="cccccc" w:sz="1"/>
-              <w:bottom w:val="single" w:color="cccccc" w:sz="1"/>
-              <w:right w:val="single" w:color="cccccc" w:sz="1"/>
-            </w:tcBorders>
-          </w:tcPr>
-          <w:p>
-            <w:pPr>
-              <w:jc w:val="center"/>
-              <w:textAlignment w:val="center"/>
-            </w:pPr>
-            <w:r>
-              <w:t xml:space="preserve"> </w:t>
-            </w:r>
-          </w:p>
-        </w:tc>
-        <w:tc>
-          <w:tcPr>
-            <w:tcW w:type="dxa" w:w="680"/>
-            <w:tcBorders>
-              <w:top w:val="single" w:color="cccccc" w:sz="1"/>
-              <w:left w:val="single" w:color="cccccc" w:sz="1"/>
-              <w:bottom w:val="single" w:color="cccccc" w:sz="1"/>
-              <w:right w:val="single" w:color="cccccc" w:sz="1"/>
-            </w:tcBorders>
-          </w:tcPr>
-          <w:p>
-            <w:pPr>
-              <w:jc w:val="center"/>
-              <w:textAlignment w:val="center"/>
-            </w:pPr>
-            <w:r>
-              <w:t xml:space="preserve"> </w:t>
-            </w:r>
-          </w:p>
-        </w:tc>
-        <w:tc>
-          <w:tcPr>
-            <w:tcW w:type="dxa" w:w="680"/>
-            <w:tcBorders>
-              <w:top w:val="single" w:color="cccccc" w:sz="1"/>
-              <w:left w:val="single" w:color="cccccc" w:sz="1"/>
-              <w:bottom w:val="single" w:color="cccccc" w:sz="1"/>
-              <w:right w:val="single" w:color="cccccc" w:sz="1"/>
-            </w:tcBorders>
-          </w:tcPr>
-          <w:p>
-            <w:pPr>
-              <w:jc w:val="center"/>
-              <w:textAlignment w:val="center"/>
-            </w:pPr>
-            <w:r>
-              <w:t xml:space="preserve"> </w:t>
-            </w:r>
-          </w:p>
-        </w:tc>
-        <w:tc>
-          <w:tcPr>
-            <w:tcW w:type="dxa" w:w="680"/>
-            <w:tcBorders>
-              <w:top w:val="single" w:color="cccccc" w:sz="1"/>
-              <w:left w:val="single" w:color="cccccc" w:sz="1"/>
-              <w:bottom w:val="single" w:color="cccccc" w:sz="1"/>
-              <w:right w:val="single" w:color="cccccc" w:sz="1"/>
-            </w:tcBorders>
-          </w:tcPr>
-          <w:p>
-            <w:pPr>
-              <w:jc w:val="center"/>
-              <w:textAlignment w:val="center"/>
-            </w:pPr>
-            <w:r>
-              <w:t xml:space="preserve"> </w:t>
-            </w:r>
-          </w:p>
-        </w:tc>
-        <w:tc>
-          <w:tcPr>
-            <w:tcW w:type="dxa" w:w="680"/>
-            <w:tcBorders>
-              <w:top w:val="single" w:color="cccccc" w:sz="1"/>
-              <w:left w:val="single" w:color="cccccc" w:sz="1"/>
-              <w:bottom w:val="single" w:color="cccccc" w:sz="1"/>
-              <w:right w:val="single" w:color="cccccc" w:sz="1"/>
-            </w:tcBorders>
-          </w:tcPr>
-          <w:p>
-            <w:pPr>
-              <w:jc w:val="center"/>
-              <w:textAlignment w:val="center"/>
-            </w:pPr>
-            <w:r>
-              <w:t xml:space="preserve"> </w:t>
-            </w:r>
-          </w:p>
-        </w:tc>
-        <w:tc>
-          <w:tcPr>
-            <w:tcW w:type="dxa" w:w="680"/>
-            <w:tcBorders>
-              <w:top w:val="single" w:color="cccccc" w:sz="1"/>
-              <w:left w:val="single" w:color="cccccc" w:sz="1"/>
-              <w:bottom w:val="single" w:color="cccccc" w:sz="1"/>
-              <w:right w:val="single" w:color="cccccc" w:sz="1"/>
-            </w:tcBorders>
-          </w:tcPr>
-          <w:p>
-            <w:pPr>
-              <w:jc w:val="center"/>
-              <w:textAlignment w:val="center"/>
-            </w:pPr>
-            <w:r>
-              <w:t xml:space="preserve"> </w:t>
-            </w:r>
-          </w:p>
-        </w:tc>
-        <w:tc>
-          <w:tcPr>
-            <w:tcW w:type="dxa" w:w="680"/>
-            <w:tcBorders>
-              <w:top w:val="single" w:color="cccccc" w:sz="1"/>
-              <w:left w:val="single" w:color="cccccc" w:sz="1"/>
-              <w:bottom w:val="single" w:color="cccccc" w:sz="1"/>
-              <w:right w:val="single" w:color="cccccc" w:sz="1"/>
-            </w:tcBorders>
-          </w:tcPr>
-          <w:p>
-            <w:pPr>
-              <w:jc w:val="center"/>
-              <w:textAlignment w:val="center"/>
-            </w:pPr>
-            <w:r>
-              <w:t xml:space="preserve"> </w:t>
-            </w:r>
-          </w:p>
-        </w:tc>
-        <w:tc>
-          <w:tcPr>
-            <w:tcW w:type="dxa" w:w="680"/>
-            <w:tcBorders>
-              <w:top w:val="single" w:color="cccccc" w:sz="1"/>
-              <w:left w:val="single" w:color="cccccc" w:sz="1"/>
-              <w:bottom w:val="single" w:color="cccccc" w:sz="1"/>
-              <w:right w:val="single" w:color="cccccc" w:sz="1"/>
-            </w:tcBorders>
-          </w:tcPr>
-          <w:p>
-            <w:pPr>
-              <w:jc w:val="center"/>
-              <w:textAlignment w:val="center"/>
-            </w:pPr>
-            <w:r>
-              <w:t xml:space="preserve"> </w:t>
-            </w:r>
-          </w:p>
-        </w:tc>
-        <w:tc>
-          <w:tcPr>
-            <w:tcW w:type="dxa" w:w="680"/>
-            <w:tcBorders>
-              <w:top w:val="single" w:color="cccccc" w:sz="1"/>
-              <w:left w:val="single" w:color="cccccc" w:sz="1"/>
-              <w:bottom w:val="single" w:color="cccccc" w:sz="1"/>
-              <w:right w:val="single" w:color="cccccc" w:sz="1"/>
-            </w:tcBorders>
-          </w:tcPr>
-          <w:p>
-            <w:pPr>
-              <w:jc w:val="center"/>
-              <w:textAlignment w:val="center"/>
-            </w:pPr>
-            <w:r>
-              <w:t xml:space="preserve"> </w:t>
-            </w:r>
-          </w:p>
-        </w:tc>
-        <w:tc>
-          <w:tcPr>
-            <w:tcW w:type="dxa" w:w="680"/>
-            <w:tcBorders>
-              <w:top w:val="single" w:color="cccccc" w:sz="1"/>
-              <w:left w:val="single" w:color="cccccc" w:sz="1"/>
-              <w:bottom w:val="single" w:color="cccccc" w:sz="1"/>
-              <w:right w:val="single" w:color="cccccc" w:sz="1"/>
-            </w:tcBorders>
-          </w:tcPr>
-          <w:p>
-            <w:pPr>
-              <w:jc w:val="center"/>
-              <w:textAlignment w:val="center"/>
-            </w:pPr>
-            <w:r>
-              <w:t xml:space="preserve"> </w:t>
-            </w:r>
-          </w:p>
-        </w:tc>
-        <w:tc>
-          <w:tcPr>
-            <w:tcW w:type="dxa" w:w="680"/>
-            <w:tcBorders>
-              <w:top w:val="single" w:color="cccccc" w:sz="1"/>
-              <w:left w:val="single" w:color="cccccc" w:sz="1"/>
-              <w:bottom w:val="single" w:color="cccccc" w:sz="1"/>
-              <w:right w:val="single" w:color="cccccc" w:sz="1"/>
-            </w:tcBorders>
-          </w:tcPr>
-          <w:p>
-            <w:pPr>
-              <w:jc w:val="center"/>
-              <w:textAlignment w:val="center"/>
-            </w:pPr>
-            <w:r>
-              <w:t xml:space="preserve"> </w:t>
-            </w:r>
-          </w:p>
-        </w:tc>
-        <w:tc>
-          <w:tcPr>
-            <w:tcW w:type="dxa" w:w="680"/>
-            <w:tcBorders>
-              <w:top w:val="single" w:color="cccccc" w:sz="1"/>
-              <w:left w:val="single" w:color="cccccc" w:sz="1"/>
-              <w:bottom w:val="single" w:color="cccccc" w:sz="1"/>
-              <w:right w:val="single" w:color="cccccc" w:sz="1"/>
-            </w:tcBorders>
-          </w:tcPr>
-          <w:p>
-            <w:pPr>
-              <w:jc w:val="center"/>
-              <w:textAlignment w:val="center"/>
-            </w:pPr>
-            <w:r>
-              <w:t xml:space="preserve"> </w:t>
-            </w:r>
-          </w:p>
-        </w:tc>
-        <w:tc>
-          <w:tcPr>
-            <w:tcW w:type="dxa" w:w="680"/>
-            <w:tcBorders>
-              <w:top w:val="single" w:color="cccccc" w:sz="1"/>
-              <w:left w:val="single" w:color="cccccc" w:sz="1"/>
-              <w:bottom w:val="single" w:color="cccccc" w:sz="1"/>
-              <w:right w:val="single" w:color="cccccc" w:sz="1"/>
-            </w:tcBorders>
-          </w:tcPr>
-          <w:p>
-            <w:pPr>
+        <w:trPr>
+          <w:trHeight w:val="680" w:hRule="exact"/>
+        </w:trPr>
+        <w:tc>
+          <w:tcPr>
+            <w:tcW w:type="dxa" w:w="680"/>
+            <w:tcBorders>
+              <w:top w:val="single" w:color="cccccc" w:sz="1"/>
+              <w:left w:val="single" w:color="cccccc" w:sz="1"/>
+              <w:bottom w:val="single" w:color="cccccc" w:sz="1"/>
+              <w:right w:val="single" w:color="cccccc" w:sz="1"/>
+            </w:tcBorders>
+          </w:tcPr>
+          <w:p>
+            <w:pPr>
+              <w:spacing w:line="240" w:lineRule="auto"/>
+              <w:jc w:val="center"/>
+              <w:textAlignment w:val="center"/>
+            </w:pPr>
+            <w:r>
+              <w:t xml:space="preserve"> </w:t>
+            </w:r>
+          </w:p>
+        </w:tc>
+        <w:tc>
+          <w:tcPr>
+            <w:tcW w:type="dxa" w:w="680"/>
+            <w:tcBorders>
+              <w:top w:val="single" w:color="cccccc" w:sz="1"/>
+              <w:left w:val="single" w:color="cccccc" w:sz="1"/>
+              <w:bottom w:val="single" w:color="cccccc" w:sz="1"/>
+              <w:right w:val="single" w:color="cccccc" w:sz="1"/>
+            </w:tcBorders>
+          </w:tcPr>
+          <w:p>
+            <w:pPr>
+              <w:spacing w:line="240" w:lineRule="auto"/>
+              <w:jc w:val="center"/>
+              <w:textAlignment w:val="center"/>
+            </w:pPr>
+            <w:r>
+              <w:t xml:space="preserve"> </w:t>
+            </w:r>
+          </w:p>
+        </w:tc>
+        <w:tc>
+          <w:tcPr>
+            <w:tcW w:type="dxa" w:w="680"/>
+            <w:tcBorders>
+              <w:top w:val="single" w:color="cccccc" w:sz="1"/>
+              <w:left w:val="single" w:color="cccccc" w:sz="1"/>
+              <w:bottom w:val="single" w:color="cccccc" w:sz="1"/>
+              <w:right w:val="single" w:color="cccccc" w:sz="1"/>
+            </w:tcBorders>
+          </w:tcPr>
+          <w:p>
+            <w:pPr>
+              <w:spacing w:line="240" w:lineRule="auto"/>
+              <w:jc w:val="center"/>
+              <w:textAlignment w:val="center"/>
+            </w:pPr>
+            <w:r>
+              <w:t xml:space="preserve"> </w:t>
+            </w:r>
+          </w:p>
+        </w:tc>
+        <w:tc>
+          <w:tcPr>
+            <w:tcW w:type="dxa" w:w="680"/>
+            <w:tcBorders>
+              <w:top w:val="single" w:color="cccccc" w:sz="1"/>
+              <w:left w:val="single" w:color="cccccc" w:sz="1"/>
+              <w:bottom w:val="single" w:color="cccccc" w:sz="1"/>
+              <w:right w:val="single" w:color="cccccc" w:sz="1"/>
+            </w:tcBorders>
+          </w:tcPr>
+          <w:p>
+            <w:pPr>
+              <w:spacing w:line="240" w:lineRule="auto"/>
+              <w:jc w:val="center"/>
+              <w:textAlignment w:val="center"/>
+            </w:pPr>
+            <w:r>
+              <w:t xml:space="preserve"> </w:t>
+            </w:r>
+          </w:p>
+        </w:tc>
+        <w:tc>
+          <w:tcPr>
+            <w:tcW w:type="dxa" w:w="680"/>
+            <w:tcBorders>
+              <w:top w:val="single" w:color="cccccc" w:sz="1"/>
+              <w:left w:val="single" w:color="cccccc" w:sz="1"/>
+              <w:bottom w:val="single" w:color="cccccc" w:sz="1"/>
+              <w:right w:val="single" w:color="cccccc" w:sz="1"/>
+            </w:tcBorders>
+          </w:tcPr>
+          <w:p>
+            <w:pPr>
+              <w:spacing w:line="240" w:lineRule="auto"/>
+              <w:jc w:val="center"/>
+              <w:textAlignment w:val="center"/>
+            </w:pPr>
+            <w:r>
+              <w:t xml:space="preserve"> </w:t>
+            </w:r>
+          </w:p>
+        </w:tc>
+        <w:tc>
+          <w:tcPr>
+            <w:tcW w:type="dxa" w:w="680"/>
+            <w:tcBorders>
+              <w:top w:val="single" w:color="cccccc" w:sz="1"/>
+              <w:left w:val="single" w:color="cccccc" w:sz="1"/>
+              <w:bottom w:val="single" w:color="cccccc" w:sz="1"/>
+              <w:right w:val="single" w:color="cccccc" w:sz="1"/>
+            </w:tcBorders>
+          </w:tcPr>
+          <w:p>
+            <w:pPr>
+              <w:spacing w:line="240" w:lineRule="auto"/>
+              <w:jc w:val="center"/>
+              <w:textAlignment w:val="center"/>
+            </w:pPr>
+            <w:r>
+              <w:t xml:space="preserve"> </w:t>
+            </w:r>
+          </w:p>
+        </w:tc>
+        <w:tc>
+          <w:tcPr>
+            <w:tcW w:type="dxa" w:w="680"/>
+            <w:tcBorders>
+              <w:top w:val="single" w:color="cccccc" w:sz="1"/>
+              <w:left w:val="single" w:color="cccccc" w:sz="1"/>
+              <w:bottom w:val="single" w:color="cccccc" w:sz="1"/>
+              <w:right w:val="single" w:color="cccccc" w:sz="1"/>
+            </w:tcBorders>
+          </w:tcPr>
+          <w:p>
+            <w:pPr>
+              <w:spacing w:line="240" w:lineRule="auto"/>
+              <w:jc w:val="center"/>
+              <w:textAlignment w:val="center"/>
+            </w:pPr>
+            <w:r>
+              <w:t xml:space="preserve"> </w:t>
+            </w:r>
+          </w:p>
+        </w:tc>
+        <w:tc>
+          <w:tcPr>
+            <w:tcW w:type="dxa" w:w="680"/>
+            <w:tcBorders>
+              <w:top w:val="single" w:color="cccccc" w:sz="1"/>
+              <w:left w:val="single" w:color="cccccc" w:sz="1"/>
+              <w:bottom w:val="single" w:color="cccccc" w:sz="1"/>
+              <w:right w:val="single" w:color="cccccc" w:sz="1"/>
+            </w:tcBorders>
+          </w:tcPr>
+          <w:p>
+            <w:pPr>
+              <w:spacing w:line="240" w:lineRule="auto"/>
+              <w:jc w:val="center"/>
+              <w:textAlignment w:val="center"/>
+            </w:pPr>
+            <w:r>
+              <w:t xml:space="preserve"> </w:t>
+            </w:r>
+          </w:p>
+        </w:tc>
+        <w:tc>
+          <w:tcPr>
+            <w:tcW w:type="dxa" w:w="680"/>
+            <w:tcBorders>
+              <w:top w:val="single" w:color="cccccc" w:sz="1"/>
+              <w:left w:val="single" w:color="cccccc" w:sz="1"/>
+              <w:bottom w:val="single" w:color="cccccc" w:sz="1"/>
+              <w:right w:val="single" w:color="cccccc" w:sz="1"/>
+            </w:tcBorders>
+          </w:tcPr>
+          <w:p>
+            <w:pPr>
+              <w:spacing w:line="240" w:lineRule="auto"/>
+              <w:jc w:val="center"/>
+              <w:textAlignment w:val="center"/>
+            </w:pPr>
+            <w:r>
+              <w:t xml:space="preserve"> </w:t>
+            </w:r>
+          </w:p>
+        </w:tc>
+        <w:tc>
+          <w:tcPr>
+            <w:tcW w:type="dxa" w:w="680"/>
+            <w:tcBorders>
+              <w:top w:val="single" w:color="cccccc" w:sz="1"/>
+              <w:left w:val="single" w:color="cccccc" w:sz="1"/>
+              <w:bottom w:val="single" w:color="cccccc" w:sz="1"/>
+              <w:right w:val="single" w:color="cccccc" w:sz="1"/>
+            </w:tcBorders>
+          </w:tcPr>
+          <w:p>
+            <w:pPr>
+              <w:spacing w:line="240" w:lineRule="auto"/>
+              <w:jc w:val="center"/>
+              <w:textAlignment w:val="center"/>
+            </w:pPr>
+            <w:r>
+              <w:t xml:space="preserve"> </w:t>
+            </w:r>
+          </w:p>
+        </w:tc>
+        <w:tc>
+          <w:tcPr>
+            <w:tcW w:type="dxa" w:w="680"/>
+            <w:tcBorders>
+              <w:top w:val="single" w:color="cccccc" w:sz="1"/>
+              <w:left w:val="single" w:color="cccccc" w:sz="1"/>
+              <w:bottom w:val="single" w:color="cccccc" w:sz="1"/>
+              <w:right w:val="single" w:color="cccccc" w:sz="1"/>
+            </w:tcBorders>
+          </w:tcPr>
+          <w:p>
+            <w:pPr>
+              <w:spacing w:line="240" w:lineRule="auto"/>
+              <w:jc w:val="center"/>
+              <w:textAlignment w:val="center"/>
+            </w:pPr>
+            <w:r>
+              <w:t xml:space="preserve"> </w:t>
+            </w:r>
+          </w:p>
+        </w:tc>
+        <w:tc>
+          <w:tcPr>
+            <w:tcW w:type="dxa" w:w="680"/>
+            <w:tcBorders>
+              <w:top w:val="single" w:color="cccccc" w:sz="1"/>
+              <w:left w:val="single" w:color="cccccc" w:sz="1"/>
+              <w:bottom w:val="single" w:color="cccccc" w:sz="1"/>
+              <w:right w:val="single" w:color="cccccc" w:sz="1"/>
+            </w:tcBorders>
+          </w:tcPr>
+          <w:p>
+            <w:pPr>
+              <w:spacing w:line="240" w:lineRule="auto"/>
+              <w:jc w:val="center"/>
+              <w:textAlignment w:val="center"/>
+            </w:pPr>
+            <w:r>
+              <w:t xml:space="preserve"> </w:t>
+            </w:r>
+          </w:p>
+        </w:tc>
+        <w:tc>
+          <w:tcPr>
+            <w:tcW w:type="dxa" w:w="680"/>
+            <w:tcBorders>
+              <w:top w:val="single" w:color="cccccc" w:sz="1"/>
+              <w:left w:val="single" w:color="cccccc" w:sz="1"/>
+              <w:bottom w:val="single" w:color="cccccc" w:sz="1"/>
+              <w:right w:val="single" w:color="cccccc" w:sz="1"/>
+            </w:tcBorders>
+          </w:tcPr>
+          <w:p>
+            <w:pPr>
+              <w:spacing w:line="240" w:lineRule="auto"/>
               <w:jc w:val="center"/>
               <w:textAlignment w:val="center"/>
             </w:pPr>
@@ -589,249 +621,277 @@
         </w:tc>
       </w:tr>
       <w:tr>
-        <w:tc>
-          <w:tcPr>
-            <w:tcW w:type="dxa" w:w="680"/>
-            <w:tcBorders>
-              <w:top w:val="single" w:color="cccccc" w:sz="1"/>
-              <w:left w:val="single" w:color="cccccc" w:sz="1"/>
-              <w:bottom w:val="single" w:color="cccccc" w:sz="1"/>
-              <w:right w:val="single" w:color="cccccc" w:sz="1"/>
-            </w:tcBorders>
-          </w:tcPr>
-          <w:p>
-            <w:pPr>
-              <w:jc w:val="center"/>
-              <w:textAlignment w:val="center"/>
-            </w:pPr>
-            <w:r>
-              <w:t xml:space="preserve"> </w:t>
-            </w:r>
-          </w:p>
-        </w:tc>
-        <w:tc>
-          <w:tcPr>
-            <w:tcW w:type="dxa" w:w="680"/>
-            <w:tcBorders>
-              <w:top w:val="single" w:color="cccccc" w:sz="1"/>
-              <w:left w:val="single" w:color="cccccc" w:sz="1"/>
-              <w:bottom w:val="single" w:color="cccccc" w:sz="1"/>
-              <w:right w:val="single" w:color="cccccc" w:sz="1"/>
-            </w:tcBorders>
-          </w:tcPr>
-          <w:p>
-            <w:pPr>
-              <w:jc w:val="center"/>
-              <w:textAlignment w:val="center"/>
-            </w:pPr>
-            <w:r>
-              <w:t xml:space="preserve"> </w:t>
-            </w:r>
-          </w:p>
-        </w:tc>
-        <w:tc>
-          <w:tcPr>
-            <w:tcW w:type="dxa" w:w="680"/>
-            <w:tcBorders>
-              <w:top w:val="single" w:color="cccccc" w:sz="1"/>
-              <w:left w:val="single" w:color="cccccc" w:sz="1"/>
-              <w:bottom w:val="single" w:color="cccccc" w:sz="1"/>
-              <w:right w:val="single" w:color="cccccc" w:sz="1"/>
-            </w:tcBorders>
-          </w:tcPr>
-          <w:p>
-            <w:pPr>
-              <w:jc w:val="center"/>
-              <w:textAlignment w:val="center"/>
-            </w:pPr>
-            <w:r>
-              <w:t xml:space="preserve"> </w:t>
-            </w:r>
-          </w:p>
-        </w:tc>
-        <w:tc>
-          <w:tcPr>
-            <w:tcW w:type="dxa" w:w="680"/>
-            <w:tcBorders>
-              <w:top w:val="single" w:color="cccccc" w:sz="1"/>
-              <w:left w:val="single" w:color="cccccc" w:sz="1"/>
-              <w:bottom w:val="single" w:color="cccccc" w:sz="1"/>
-              <w:right w:val="single" w:color="cccccc" w:sz="1"/>
-            </w:tcBorders>
-          </w:tcPr>
-          <w:p>
-            <w:pPr>
-              <w:jc w:val="center"/>
-              <w:textAlignment w:val="center"/>
-            </w:pPr>
-            <w:r>
-              <w:t xml:space="preserve"> </w:t>
-            </w:r>
-          </w:p>
-        </w:tc>
-        <w:tc>
-          <w:tcPr>
-            <w:tcW w:type="dxa" w:w="680"/>
-            <w:tcBorders>
-              <w:top w:val="single" w:color="cccccc" w:sz="1"/>
-              <w:left w:val="single" w:color="cccccc" w:sz="1"/>
-              <w:bottom w:val="single" w:color="cccccc" w:sz="1"/>
-              <w:right w:val="single" w:color="cccccc" w:sz="1"/>
-            </w:tcBorders>
-          </w:tcPr>
-          <w:p>
-            <w:pPr>
-              <w:jc w:val="center"/>
-              <w:textAlignment w:val="center"/>
-            </w:pPr>
-            <w:r>
-              <w:t xml:space="preserve"> </w:t>
-            </w:r>
-          </w:p>
-        </w:tc>
-        <w:tc>
-          <w:tcPr>
-            <w:tcW w:type="dxa" w:w="680"/>
-            <w:tcBorders>
-              <w:top w:val="single" w:color="cccccc" w:sz="1"/>
-              <w:left w:val="single" w:color="cccccc" w:sz="1"/>
-              <w:bottom w:val="single" w:color="cccccc" w:sz="1"/>
-              <w:right w:val="single" w:color="cccccc" w:sz="1"/>
-            </w:tcBorders>
-          </w:tcPr>
-          <w:p>
-            <w:pPr>
-              <w:jc w:val="center"/>
-              <w:textAlignment w:val="center"/>
-            </w:pPr>
-            <w:r>
-              <w:t xml:space="preserve"> </w:t>
-            </w:r>
-          </w:p>
-        </w:tc>
-        <w:tc>
-          <w:tcPr>
-            <w:tcW w:type="dxa" w:w="680"/>
-            <w:tcBorders>
-              <w:top w:val="single" w:color="cccccc" w:sz="1"/>
-              <w:left w:val="single" w:color="cccccc" w:sz="1"/>
-              <w:bottom w:val="single" w:color="cccccc" w:sz="1"/>
-              <w:right w:val="single" w:color="cccccc" w:sz="1"/>
-            </w:tcBorders>
-          </w:tcPr>
-          <w:p>
-            <w:pPr>
-              <w:jc w:val="center"/>
-              <w:textAlignment w:val="center"/>
-            </w:pPr>
-            <w:r>
-              <w:t xml:space="preserve"> </w:t>
-            </w:r>
-          </w:p>
-        </w:tc>
-        <w:tc>
-          <w:tcPr>
-            <w:tcW w:type="dxa" w:w="680"/>
-            <w:tcBorders>
-              <w:top w:val="single" w:color="cccccc" w:sz="1"/>
-              <w:left w:val="single" w:color="cccccc" w:sz="1"/>
-              <w:bottom w:val="single" w:color="cccccc" w:sz="1"/>
-              <w:right w:val="single" w:color="cccccc" w:sz="1"/>
-            </w:tcBorders>
-          </w:tcPr>
-          <w:p>
-            <w:pPr>
-              <w:jc w:val="center"/>
-              <w:textAlignment w:val="center"/>
-            </w:pPr>
-            <w:r>
-              <w:t xml:space="preserve"> </w:t>
-            </w:r>
-          </w:p>
-        </w:tc>
-        <w:tc>
-          <w:tcPr>
-            <w:tcW w:type="dxa" w:w="680"/>
-            <w:tcBorders>
-              <w:top w:val="single" w:color="cccccc" w:sz="1"/>
-              <w:left w:val="single" w:color="cccccc" w:sz="1"/>
-              <w:bottom w:val="single" w:color="cccccc" w:sz="1"/>
-              <w:right w:val="single" w:color="cccccc" w:sz="1"/>
-            </w:tcBorders>
-          </w:tcPr>
-          <w:p>
-            <w:pPr>
-              <w:jc w:val="center"/>
-              <w:textAlignment w:val="center"/>
-            </w:pPr>
-            <w:r>
-              <w:t xml:space="preserve"> </w:t>
-            </w:r>
-          </w:p>
-        </w:tc>
-        <w:tc>
-          <w:tcPr>
-            <w:tcW w:type="dxa" w:w="680"/>
-            <w:tcBorders>
-              <w:top w:val="single" w:color="cccccc" w:sz="1"/>
-              <w:left w:val="single" w:color="cccccc" w:sz="1"/>
-              <w:bottom w:val="single" w:color="cccccc" w:sz="1"/>
-              <w:right w:val="single" w:color="cccccc" w:sz="1"/>
-            </w:tcBorders>
-          </w:tcPr>
-          <w:p>
-            <w:pPr>
-              <w:jc w:val="center"/>
-              <w:textAlignment w:val="center"/>
-            </w:pPr>
-            <w:r>
-              <w:t xml:space="preserve"> </w:t>
-            </w:r>
-          </w:p>
-        </w:tc>
-        <w:tc>
-          <w:tcPr>
-            <w:tcW w:type="dxa" w:w="680"/>
-            <w:tcBorders>
-              <w:top w:val="single" w:color="cccccc" w:sz="1"/>
-              <w:left w:val="single" w:color="cccccc" w:sz="1"/>
-              <w:bottom w:val="single" w:color="cccccc" w:sz="1"/>
-              <w:right w:val="single" w:color="cccccc" w:sz="1"/>
-            </w:tcBorders>
-          </w:tcPr>
-          <w:p>
-            <w:r>
-              <w:t xml:space="preserve"> </w:t>
-            </w:r>
-          </w:p>
-        </w:tc>
-        <w:tc>
-          <w:tcPr>
-            <w:tcW w:type="dxa" w:w="680"/>
-            <w:tcBorders>
-              <w:top w:val="single" w:color="cccccc" w:sz="1"/>
-              <w:left w:val="single" w:color="cccccc" w:sz="1"/>
-              <w:bottom w:val="single" w:color="cccccc" w:sz="1"/>
-              <w:right w:val="single" w:color="cccccc" w:sz="1"/>
-            </w:tcBorders>
-          </w:tcPr>
-          <w:p>
-            <w:r>
-              <w:t xml:space="preserve"> </w:t>
-            </w:r>
-          </w:p>
-        </w:tc>
-        <w:tc>
-          <w:tcPr>
-            <w:tcW w:type="dxa" w:w="680"/>
-            <w:tcBorders>
-              <w:top w:val="single" w:color="cccccc" w:sz="1"/>
-              <w:left w:val="single" w:color="cccccc" w:sz="1"/>
-              <w:bottom w:val="single" w:color="cccccc" w:sz="1"/>
-              <w:right w:val="single" w:color="cccccc" w:sz="1"/>
-            </w:tcBorders>
-          </w:tcPr>
-          <w:p>
+        <w:trPr>
+          <w:trHeight w:val="680" w:hRule="exact"/>
+        </w:trPr>
+        <w:tc>
+          <w:tcPr>
+            <w:tcW w:type="dxa" w:w="680"/>
+            <w:tcBorders>
+              <w:top w:val="single" w:color="cccccc" w:sz="1"/>
+              <w:left w:val="single" w:color="cccccc" w:sz="1"/>
+              <w:bottom w:val="single" w:color="cccccc" w:sz="1"/>
+              <w:right w:val="single" w:color="cccccc" w:sz="1"/>
+            </w:tcBorders>
+          </w:tcPr>
+          <w:p>
+            <w:pPr>
+              <w:spacing w:line="240" w:lineRule="auto"/>
+              <w:jc w:val="center"/>
+              <w:textAlignment w:val="center"/>
+            </w:pPr>
+            <w:r>
+              <w:t xml:space="preserve"> </w:t>
+            </w:r>
+          </w:p>
+        </w:tc>
+        <w:tc>
+          <w:tcPr>
+            <w:tcW w:type="dxa" w:w="680"/>
+            <w:tcBorders>
+              <w:top w:val="single" w:color="cccccc" w:sz="1"/>
+              <w:left w:val="single" w:color="cccccc" w:sz="1"/>
+              <w:bottom w:val="single" w:color="cccccc" w:sz="1"/>
+              <w:right w:val="single" w:color="cccccc" w:sz="1"/>
+            </w:tcBorders>
+          </w:tcPr>
+          <w:p>
+            <w:pPr>
+              <w:spacing w:line="240" w:lineRule="auto"/>
+              <w:jc w:val="center"/>
+              <w:textAlignment w:val="center"/>
+            </w:pPr>
+            <w:r>
+              <w:t xml:space="preserve"> </w:t>
+            </w:r>
+          </w:p>
+        </w:tc>
+        <w:tc>
+          <w:tcPr>
+            <w:tcW w:type="dxa" w:w="680"/>
+            <w:tcBorders>
+              <w:top w:val="single" w:color="cccccc" w:sz="1"/>
+              <w:left w:val="single" w:color="cccccc" w:sz="1"/>
+              <w:bottom w:val="single" w:color="cccccc" w:sz="1"/>
+              <w:right w:val="single" w:color="cccccc" w:sz="1"/>
+            </w:tcBorders>
+          </w:tcPr>
+          <w:p>
+            <w:pPr>
+              <w:spacing w:line="240" w:lineRule="auto"/>
+              <w:jc w:val="center"/>
+              <w:textAlignment w:val="center"/>
+            </w:pPr>
+            <w:r>
+              <w:t xml:space="preserve"> </w:t>
+            </w:r>
+          </w:p>
+        </w:tc>
+        <w:tc>
+          <w:tcPr>
+            <w:tcW w:type="dxa" w:w="680"/>
+            <w:tcBorders>
+              <w:top w:val="single" w:color="cccccc" w:sz="1"/>
+              <w:left w:val="single" w:color="cccccc" w:sz="1"/>
+              <w:bottom w:val="single" w:color="cccccc" w:sz="1"/>
+              <w:right w:val="single" w:color="cccccc" w:sz="1"/>
+            </w:tcBorders>
+          </w:tcPr>
+          <w:p>
+            <w:pPr>
+              <w:spacing w:line="240" w:lineRule="auto"/>
+              <w:jc w:val="center"/>
+              <w:textAlignment w:val="center"/>
+            </w:pPr>
+            <w:r>
+              <w:t xml:space="preserve"> </w:t>
+            </w:r>
+          </w:p>
+        </w:tc>
+        <w:tc>
+          <w:tcPr>
+            <w:tcW w:type="dxa" w:w="680"/>
+            <w:tcBorders>
+              <w:top w:val="single" w:color="cccccc" w:sz="1"/>
+              <w:left w:val="single" w:color="cccccc" w:sz="1"/>
+              <w:bottom w:val="single" w:color="cccccc" w:sz="1"/>
+              <w:right w:val="single" w:color="cccccc" w:sz="1"/>
+            </w:tcBorders>
+          </w:tcPr>
+          <w:p>
+            <w:pPr>
+              <w:spacing w:line="240" w:lineRule="auto"/>
+              <w:jc w:val="center"/>
+              <w:textAlignment w:val="center"/>
+            </w:pPr>
+            <w:r>
+              <w:t xml:space="preserve"> </w:t>
+            </w:r>
+          </w:p>
+        </w:tc>
+        <w:tc>
+          <w:tcPr>
+            <w:tcW w:type="dxa" w:w="680"/>
+            <w:tcBorders>
+              <w:top w:val="single" w:color="cccccc" w:sz="1"/>
+              <w:left w:val="single" w:color="cccccc" w:sz="1"/>
+              <w:bottom w:val="single" w:color="cccccc" w:sz="1"/>
+              <w:right w:val="single" w:color="cccccc" w:sz="1"/>
+            </w:tcBorders>
+          </w:tcPr>
+          <w:p>
+            <w:pPr>
+              <w:spacing w:line="240" w:lineRule="auto"/>
+              <w:jc w:val="center"/>
+              <w:textAlignment w:val="center"/>
+            </w:pPr>
+            <w:r>
+              <w:t xml:space="preserve"> </w:t>
+            </w:r>
+          </w:p>
+        </w:tc>
+        <w:tc>
+          <w:tcPr>
+            <w:tcW w:type="dxa" w:w="680"/>
+            <w:tcBorders>
+              <w:top w:val="single" w:color="cccccc" w:sz="1"/>
+              <w:left w:val="single" w:color="cccccc" w:sz="1"/>
+              <w:bottom w:val="single" w:color="cccccc" w:sz="1"/>
+              <w:right w:val="single" w:color="cccccc" w:sz="1"/>
+            </w:tcBorders>
+          </w:tcPr>
+          <w:p>
+            <w:pPr>
+              <w:spacing w:line="240" w:lineRule="auto"/>
+              <w:jc w:val="center"/>
+              <w:textAlignment w:val="center"/>
+            </w:pPr>
+            <w:r>
+              <w:t xml:space="preserve"> </w:t>
+            </w:r>
+          </w:p>
+        </w:tc>
+        <w:tc>
+          <w:tcPr>
+            <w:tcW w:type="dxa" w:w="680"/>
+            <w:tcBorders>
+              <w:top w:val="single" w:color="cccccc" w:sz="1"/>
+              <w:left w:val="single" w:color="cccccc" w:sz="1"/>
+              <w:bottom w:val="single" w:color="cccccc" w:sz="1"/>
+              <w:right w:val="single" w:color="cccccc" w:sz="1"/>
+            </w:tcBorders>
+          </w:tcPr>
+          <w:p>
+            <w:pPr>
+              <w:spacing w:line="240" w:lineRule="auto"/>
+              <w:jc w:val="center"/>
+              <w:textAlignment w:val="center"/>
+            </w:pPr>
+            <w:r>
+              <w:t xml:space="preserve"> </w:t>
+            </w:r>
+          </w:p>
+        </w:tc>
+        <w:tc>
+          <w:tcPr>
+            <w:tcW w:type="dxa" w:w="680"/>
+            <w:tcBorders>
+              <w:top w:val="single" w:color="cccccc" w:sz="1"/>
+              <w:left w:val="single" w:color="cccccc" w:sz="1"/>
+              <w:bottom w:val="single" w:color="cccccc" w:sz="1"/>
+              <w:right w:val="single" w:color="cccccc" w:sz="1"/>
+            </w:tcBorders>
+          </w:tcPr>
+          <w:p>
+            <w:pPr>
+              <w:spacing w:line="240" w:lineRule="auto"/>
+              <w:jc w:val="center"/>
+              <w:textAlignment w:val="center"/>
+            </w:pPr>
+            <w:r>
+              <w:t xml:space="preserve"> </w:t>
+            </w:r>
+          </w:p>
+        </w:tc>
+        <w:tc>
+          <w:tcPr>
+            <w:tcW w:type="dxa" w:w="680"/>
+            <w:tcBorders>
+              <w:top w:val="single" w:color="cccccc" w:sz="1"/>
+              <w:left w:val="single" w:color="cccccc" w:sz="1"/>
+              <w:bottom w:val="single" w:color="cccccc" w:sz="1"/>
+              <w:right w:val="single" w:color="cccccc" w:sz="1"/>
+            </w:tcBorders>
+          </w:tcPr>
+          <w:p>
+            <w:pPr>
+              <w:spacing w:line="240" w:lineRule="auto"/>
+              <w:jc w:val="center"/>
+              <w:textAlignment w:val="center"/>
+            </w:pPr>
+            <w:r>
+              <w:t xml:space="preserve"> </w:t>
+            </w:r>
+          </w:p>
+        </w:tc>
+        <w:tc>
+          <w:tcPr>
+            <w:tcW w:type="dxa" w:w="680"/>
+            <w:tcBorders>
+              <w:top w:val="single" w:color="cccccc" w:sz="1"/>
+              <w:left w:val="single" w:color="cccccc" w:sz="1"/>
+              <w:bottom w:val="single" w:color="cccccc" w:sz="1"/>
+              <w:right w:val="single" w:color="cccccc" w:sz="1"/>
+            </w:tcBorders>
+          </w:tcPr>
+          <w:p>
+            <w:pPr>
+              <w:spacing w:line="240" w:lineRule="auto"/>
+              <w:jc w:val="center"/>
+              <w:textAlignment w:val="center"/>
+            </w:pPr>
+            <w:r>
+              <w:t xml:space="preserve"> </w:t>
+            </w:r>
+          </w:p>
+        </w:tc>
+        <w:tc>
+          <w:tcPr>
+            <w:tcW w:type="dxa" w:w="680"/>
+            <w:tcBorders>
+              <w:top w:val="single" w:color="cccccc" w:sz="1"/>
+              <w:left w:val="single" w:color="cccccc" w:sz="1"/>
+              <w:bottom w:val="single" w:color="cccccc" w:sz="1"/>
+              <w:right w:val="single" w:color="cccccc" w:sz="1"/>
+            </w:tcBorders>
+          </w:tcPr>
+          <w:p>
+            <w:pPr>
+              <w:spacing w:line="240" w:lineRule="auto"/>
+              <w:jc w:val="center"/>
+              <w:textAlignment w:val="center"/>
+            </w:pPr>
+            <w:r>
+              <w:t xml:space="preserve"> </w:t>
+            </w:r>
+          </w:p>
+        </w:tc>
+        <w:tc>
+          <w:tcPr>
+            <w:tcW w:type="dxa" w:w="680"/>
+            <w:tcBorders>
+              <w:top w:val="single" w:color="cccccc" w:sz="1"/>
+              <w:left w:val="single" w:color="cccccc" w:sz="1"/>
+              <w:bottom w:val="single" w:color="cccccc" w:sz="1"/>
+              <w:right w:val="single" w:color="cccccc" w:sz="1"/>
+            </w:tcBorders>
+          </w:tcPr>
+          <w:p>
+            <w:pPr>
+              <w:spacing w:line="240" w:lineRule="auto"/>
+              <w:jc w:val="center"/>
+              <w:textAlignment w:val="center"/>
+            </w:pPr>
             <w:r>
               <w:t xml:space="preserve"> </w:t>
             </w:r>
@@ -2858,7 +2918,279 @@
           <w:szCs w:val="2"/>
           <w:rFonts w:ascii="SimSun" w:cs="SimSun" w:eastAsia="SimSun" w:hAnsi="SimSun"/>
         </w:rPr>
-        <w:t xml:space="preserve">三、竖式格</w:t>
+        <w:t xml:space="preserve">三、方框填空</w:t>
+      </w:r>
+    </w:p>
+    <w:p>
+      <w:pPr>
+        <w:spacing w:before="80" w:after="80"/>
+      </w:pPr>
+      <w:r>
+        <w:rPr>
+          <w:rFonts w:ascii="SimSun" w:hAnsi="SimSun" w:eastAsia="SimSun" w:hint="eastAsia"/>
+          <w:sz w:val="24"/>
+          <w:szCs w:val="24"/>
+          <w:noBreak/>
+        </w:rPr>
+        <w:t xml:space="preserve">‌</w:t>
+      </w:r>
+      <w:r>
+        <w:rPr>
+          <w:rFonts w:ascii="SimSun" w:hAnsi="SimSun" w:eastAsia="SimSun" w:hint="eastAsia"/>
+          <w:sz w:val="24"/>
+          <w:szCs w:val="24"/>
+          <w:noBreak/>
+        </w:rPr>
+        <w:drawing xmlns:wpg="http://schemas.microsoft.com/office/word/2010/wordprocessingGroup" xmlns:wps="http://schemas.microsoft.com/office/word/2010/wordprocessingShape">
+          <wp:anchor distT="0" distB="0" distL="0" distR="0" relativeHeight="251659264" behindDoc="0" locked="0" layoutInCell="1" allowOverlap="1" simplePos="0">
+            <wp:simplePos x="0" y="0"/>
+            <wp:positionH relativeFrom="character">
+              <wp:posOffset>76200</wp:posOffset>
+            </wp:positionH>
+            <wp:positionV relativeFrom="line">
+              <wp:posOffset>38100</wp:posOffset>
+            </wp:positionV>
+            <wp:extent cx="274320" cy="274320"/>
+            <wp:effectExtent l="0" t="0" r="9525" b="9525"/>
+            <wp:wrapNone/>
+            <wp:docPr id="73015" name="SquareBoxGrid"/>
+            <wp:cNvGraphicFramePr/>
+            <a:graphic xmlns:a="http://schemas.openxmlformats.org/drawingml/2006/main">
+              <a:graphicData uri="http://schemas.microsoft.com/office/word/2010/wordprocessingGroup">
+                <wpg:wgp>
+                  <wpg:cNvGrpSpPr/>
+                  <wpg:grpSpPr>
+                    <a:xfrm>
+                      <a:off x="0" y="0"/>
+                      <a:ext cx="274320" cy="274320"/>
+                      <a:chOff x="0" y="0"/>
+                      <a:chExt cx="274320" cy="274320"/>
+                    </a:xfrm>
+                  </wpg:grpSpPr>
+                  <wps:wsp>
+                    <wps:cNvPr id="73016" name="SQBX-Box"/>
+                    <wps:cNvSpPr/>
+                    <wps:spPr>
+                      <a:xfrm>
+                        <a:off x="0" y="0"/>
+                        <a:ext cx="274320" cy="274320"/>
+                      </a:xfrm>
+                      <a:prstGeom prst="rect">
+                        <a:avLst/>
+                      </a:prstGeom>
+                      <a:noFill/>
+                      <a:ln w="12700">
+                        <a:solidFill>
+                          <a:srgbClr val="333333"/>
+                        </a:solidFill>
+                      </a:ln>
+                    </wps:spPr>
+                    <wps:bodyPr/>
+                  </wps:wsp>
+                  <wps:wsp>
+                    <wps:cNvPr id="73017" name="TZG-Char"/>
+                    <wps:cNvSpPr txBox="1"/>
+                    <wps:spPr>
+                      <a:xfrm>
+                        <a:off x="0" y="0"/>
+                        <a:ext cx="274320" cy="274320"/>
+                      </a:xfrm>
+                      <a:prstGeom prst="rect">
+                        <a:avLst/>
+                      </a:prstGeom>
+                      <a:noFill/>
+                    </wps:spPr>
+                    <wps:txbx>
+                      <w:txbxContent>
+                        <w:p>
+                          <w:pPr>
+                            <w:rPr>
+                              <w:sz w:val="31"/>
+                              <w:szCs w:val="31"/>
+                            </w:rPr>
+                            <w:ind w:left="3"/>
+                            <w:spacing w:before="0"/>
+                            <w:jc w:val="center"/>
+                          </w:pPr>
+                          <w:r>
+                            <w:rPr>
+                              <w:rFonts w:ascii="SimSun" w:hAnsi="SimSun" w:eastAsia="SimSun"/>
+                              <w:sz w:val="31"/>
+                              <w:szCs w:val="31"/>
+                            </w:rPr>
+                            <w:t>4</w:t>
+                          </w:r>
+                        </w:p>
+                      </w:txbxContent>
+                    </wps:txbx>
+                    <wps:bodyPr lIns="0" rIns="0" tIns="0" bIns="0" anchor="ctr"/>
+                  </wps:wsp>
+                </wpg:wgp>
+              </a:graphicData>
+            </a:graphic>
+          </wp:anchor>
+        </w:drawing>
+      </w:r>
+      <w:r>
+        <w:rPr>
+          <w:rFonts w:ascii="SimSun" w:hAnsi="SimSun" w:eastAsia="SimSun" w:hint="eastAsia"/>
+          <w:spacing w:val="480"/>
+          <w:sz w:val="24"/>
+          <w:szCs w:val="24"/>
+          <w:noBreak/>
+        </w:rPr>
+        <w:t xml:space="preserve"> </w:t>
+      </w:r>
+      <w:r>
+        <w:rPr>
+          <w:color w:val="000000"/>
+          <w:sz w:val="24"/>
+          <w:szCs w:val="24"/>
+          <w:rFonts w:ascii="SimSun" w:cs="SimSun" w:eastAsia="SimSun" w:hAnsi="SimSun"/>
+        </w:rPr>
+        <w:t xml:space="preserve"> × 6 = 24　</w:t>
+      </w:r>
+      <w:r>
+        <w:rPr>
+          <w:rFonts w:ascii="SimSun" w:hAnsi="SimSun" w:eastAsia="SimSun" w:hint="eastAsia"/>
+          <w:sz w:val="24"/>
+          <w:szCs w:val="24"/>
+          <w:noBreak/>
+        </w:rPr>
+        <w:t xml:space="preserve">‌</w:t>
+      </w:r>
+      <w:r>
+        <w:rPr>
+          <w:rFonts w:ascii="SimSun" w:hAnsi="SimSun" w:eastAsia="SimSun" w:hint="eastAsia"/>
+          <w:sz w:val="24"/>
+          <w:szCs w:val="24"/>
+          <w:noBreak/>
+        </w:rPr>
+        <w:drawing xmlns:wpg="http://schemas.microsoft.com/office/word/2010/wordprocessingGroup" xmlns:wps="http://schemas.microsoft.com/office/word/2010/wordprocessingShape">
+          <wp:anchor distT="0" distB="0" distL="0" distR="0" relativeHeight="251659264" behindDoc="0" locked="0" layoutInCell="1" allowOverlap="1" simplePos="0">
+            <wp:simplePos x="0" y="0"/>
+            <wp:positionH relativeFrom="character">
+              <wp:posOffset>76200</wp:posOffset>
+            </wp:positionH>
+            <wp:positionV relativeFrom="line">
+              <wp:posOffset>38100</wp:posOffset>
+            </wp:positionV>
+            <wp:extent cx="274320" cy="274320"/>
+            <wp:effectExtent l="0" t="0" r="9525" b="9525"/>
+            <wp:wrapNone/>
+            <wp:docPr id="72998" name="SquareBoxGrid"/>
+            <wp:cNvGraphicFramePr/>
+            <a:graphic xmlns:a="http://schemas.openxmlformats.org/drawingml/2006/main">
+              <a:graphicData uri="http://schemas.microsoft.com/office/word/2010/wordprocessingGroup">
+                <wpg:wgp>
+                  <wpg:cNvGrpSpPr/>
+                  <wpg:grpSpPr>
+                    <a:xfrm>
+                      <a:off x="0" y="0"/>
+                      <a:ext cx="274320" cy="274320"/>
+                      <a:chOff x="0" y="0"/>
+                      <a:chExt cx="274320" cy="274320"/>
+                    </a:xfrm>
+                  </wpg:grpSpPr>
+                  <wps:wsp>
+                    <wps:cNvPr id="72999" name="SQBX-Box"/>
+                    <wps:cNvSpPr/>
+                    <wps:spPr>
+                      <a:xfrm>
+                        <a:off x="0" y="0"/>
+                        <a:ext cx="274320" cy="274320"/>
+                      </a:xfrm>
+                      <a:prstGeom prst="rect">
+                        <a:avLst/>
+                      </a:prstGeom>
+                      <a:noFill/>
+                      <a:ln w="12700">
+                        <a:solidFill>
+                          <a:srgbClr val="333333"/>
+                        </a:solidFill>
+                      </a:ln>
+                    </wps:spPr>
+                    <wps:bodyPr/>
+                  </wps:wsp>
+                  <wps:wsp>
+                    <wps:cNvPr id="73000" name="TZG-Char"/>
+                    <wps:cNvSpPr txBox="1"/>
+                    <wps:spPr>
+                      <a:xfrm>
+                        <a:off x="0" y="0"/>
+                        <a:ext cx="274320" cy="274320"/>
+                      </a:xfrm>
+                      <a:prstGeom prst="rect">
+                        <a:avLst/>
+                      </a:prstGeom>
+                      <a:noFill/>
+                    </wps:spPr>
+                    <wps:txbx>
+                      <w:txbxContent>
+                        <w:p>
+                          <w:pPr>
+                            <w:rPr>
+                              <w:sz w:val="31"/>
+                              <w:szCs w:val="31"/>
+                            </w:rPr>
+                            <w:ind w:left="3"/>
+                            <w:spacing w:before="0"/>
+                            <w:jc w:val="center"/>
+                          </w:pPr>
+                          <w:r>
+                            <w:rPr>
+                              <w:rFonts w:ascii="SimSun" w:hAnsi="SimSun" w:eastAsia="SimSun"/>
+                              <w:sz w:val="31"/>
+                              <w:szCs w:val="31"/>
+                            </w:rPr>
+                            <w:t>7</w:t>
+                          </w:r>
+                        </w:p>
+                      </w:txbxContent>
+                    </wps:txbx>
+                    <wps:bodyPr lIns="0" rIns="0" tIns="0" bIns="0" anchor="ctr"/>
+                  </wps:wsp>
+                </wpg:wgp>
+              </a:graphicData>
+            </a:graphic>
+          </wp:anchor>
+        </w:drawing>
+      </w:r>
+      <w:r>
+        <w:rPr>
+          <w:rFonts w:ascii="SimSun" w:hAnsi="SimSun" w:eastAsia="SimSun" w:hint="eastAsia"/>
+          <w:spacing w:val="480"/>
+          <w:sz w:val="24"/>
+          <w:szCs w:val="24"/>
+          <w:noBreak/>
+        </w:rPr>
+        <w:t xml:space="preserve"> </w:t>
+      </w:r>
+      <w:r>
+        <w:rPr>
+          <w:color w:val="000000"/>
+          <w:sz w:val="24"/>
+          <w:szCs w:val="24"/>
+          <w:rFonts w:ascii="SimSun" w:cs="SimSun" w:eastAsia="SimSun" w:hAnsi="SimSun"/>
+        </w:rPr>
+        <w:t xml:space="preserve"> + 8 = 15</w:t>
+      </w:r>
+    </w:p>
+    <w:p>
+      <w:pPr>
+        <w:pStyle w:val="Heading2"/>
+        <w:spacing w:before="160" w:after="100"/>
+      </w:pPr>
+      <w:r>
+        <w:rPr>
+          <w:b/>
+          <w:bCs/>
+          <w:color w:val="000000"/>
+          <w:sz w:val="2"/>
+          <w:szCs w:val="2"/>
+          <w:rFonts w:ascii="SimSun" w:cs="SimSun" w:eastAsia="SimSun" w:hAnsi="SimSun"/>
+        </w:rPr>
+        <w:t xml:space="preserve">四、竖式格</w:t>
       </w:r>
     </w:p>
     <w:tbl>

--- a/格子渲染测试.docx
+++ b/格子渲染测试.docx
@@ -33,7 +33,21 @@
           <w:szCs w:val="2"/>
           <w:rFonts w:ascii="SimSun" w:cs="SimSun" w:eastAsia="SimSun" w:hAnsi="SimSun"/>
         </w:rPr>
-        <w:t xml:space="preserve">一、作文格</w:t>
+        <w:t xml:space="preserve">一、作文格（格子内字数下标，小学每50）</w:t>
+      </w:r>
+    </w:p>
+    <w:p>
+      <w:pPr>
+        <w:spacing w:before="80" w:after="80"/>
+      </w:pPr>
+      <w:r>
+        <w:rPr>
+          <w:color w:val="000000"/>
+          <w:sz w:val="24"/>
+          <w:szCs w:val="24"/>
+          <w:rFonts w:ascii="SimSun" w:cs="SimSun" w:eastAsia="SimSun" w:hAnsi="SimSun"/>
+        </w:rPr>
+        <w:t xml:space="preserve">写一段话（54 格，第 50 格内应印小字"50"）：</w:t>
       </w:r>
     </w:p>
     <w:tbl>
@@ -77,258 +91,271 @@
               <w:bottom w:val="single" w:color="cccccc" w:sz="1"/>
               <w:right w:val="single" w:color="cccccc" w:sz="1"/>
             </w:tcBorders>
-          </w:tcPr>
-          <w:p>
-            <w:pPr>
-              <w:spacing w:line="240" w:lineRule="auto"/>
-              <w:jc w:val="center"/>
-              <w:textAlignment w:val="center"/>
-            </w:pPr>
-            <w:r>
-              <w:t xml:space="preserve"> </w:t>
-            </w:r>
-          </w:p>
-        </w:tc>
-        <w:tc>
-          <w:tcPr>
-            <w:tcW w:type="dxa" w:w="680"/>
-            <w:tcBorders>
-              <w:top w:val="single" w:color="cccccc" w:sz="1"/>
-              <w:left w:val="single" w:color="cccccc" w:sz="1"/>
-              <w:bottom w:val="single" w:color="cccccc" w:sz="1"/>
-              <w:right w:val="single" w:color="cccccc" w:sz="1"/>
-            </w:tcBorders>
-          </w:tcPr>
-          <w:p>
-            <w:pPr>
-              <w:spacing w:line="240" w:lineRule="auto"/>
-              <w:jc w:val="center"/>
-              <w:textAlignment w:val="center"/>
-            </w:pPr>
-            <w:r>
-              <w:t xml:space="preserve"> </w:t>
-            </w:r>
-          </w:p>
-        </w:tc>
-        <w:tc>
-          <w:tcPr>
-            <w:tcW w:type="dxa" w:w="680"/>
-            <w:tcBorders>
-              <w:top w:val="single" w:color="cccccc" w:sz="1"/>
-              <w:left w:val="single" w:color="cccccc" w:sz="1"/>
-              <w:bottom w:val="single" w:color="cccccc" w:sz="1"/>
-              <w:right w:val="single" w:color="cccccc" w:sz="1"/>
-            </w:tcBorders>
-          </w:tcPr>
-          <w:p>
-            <w:pPr>
-              <w:spacing w:line="240" w:lineRule="auto"/>
-              <w:jc w:val="center"/>
-              <w:textAlignment w:val="center"/>
-            </w:pPr>
-            <w:r>
-              <w:t xml:space="preserve"> </w:t>
-            </w:r>
-          </w:p>
-        </w:tc>
-        <w:tc>
-          <w:tcPr>
-            <w:tcW w:type="dxa" w:w="680"/>
-            <w:tcBorders>
-              <w:top w:val="single" w:color="cccccc" w:sz="1"/>
-              <w:left w:val="single" w:color="cccccc" w:sz="1"/>
-              <w:bottom w:val="single" w:color="cccccc" w:sz="1"/>
-              <w:right w:val="single" w:color="cccccc" w:sz="1"/>
-            </w:tcBorders>
-          </w:tcPr>
-          <w:p>
-            <w:pPr>
-              <w:spacing w:line="240" w:lineRule="auto"/>
-              <w:jc w:val="center"/>
-              <w:textAlignment w:val="center"/>
-            </w:pPr>
-            <w:r>
-              <w:t xml:space="preserve"> </w:t>
-            </w:r>
-          </w:p>
-        </w:tc>
-        <w:tc>
-          <w:tcPr>
-            <w:tcW w:type="dxa" w:w="680"/>
-            <w:tcBorders>
-              <w:top w:val="single" w:color="cccccc" w:sz="1"/>
-              <w:left w:val="single" w:color="cccccc" w:sz="1"/>
-              <w:bottom w:val="single" w:color="cccccc" w:sz="1"/>
-              <w:right w:val="single" w:color="cccccc" w:sz="1"/>
-            </w:tcBorders>
-          </w:tcPr>
-          <w:p>
-            <w:pPr>
-              <w:spacing w:line="240" w:lineRule="auto"/>
-              <w:jc w:val="center"/>
-              <w:textAlignment w:val="center"/>
-            </w:pPr>
-            <w:r>
-              <w:t xml:space="preserve"> </w:t>
-            </w:r>
-          </w:p>
-        </w:tc>
-        <w:tc>
-          <w:tcPr>
-            <w:tcW w:type="dxa" w:w="680"/>
-            <w:tcBorders>
-              <w:top w:val="single" w:color="cccccc" w:sz="1"/>
-              <w:left w:val="single" w:color="cccccc" w:sz="1"/>
-              <w:bottom w:val="single" w:color="cccccc" w:sz="1"/>
-              <w:right w:val="single" w:color="cccccc" w:sz="1"/>
-            </w:tcBorders>
-          </w:tcPr>
-          <w:p>
-            <w:pPr>
-              <w:spacing w:line="240" w:lineRule="auto"/>
-              <w:jc w:val="center"/>
-              <w:textAlignment w:val="center"/>
-            </w:pPr>
-            <w:r>
-              <w:t xml:space="preserve"> </w:t>
-            </w:r>
-          </w:p>
-        </w:tc>
-        <w:tc>
-          <w:tcPr>
-            <w:tcW w:type="dxa" w:w="680"/>
-            <w:tcBorders>
-              <w:top w:val="single" w:color="cccccc" w:sz="1"/>
-              <w:left w:val="single" w:color="cccccc" w:sz="1"/>
-              <w:bottom w:val="single" w:color="cccccc" w:sz="1"/>
-              <w:right w:val="single" w:color="cccccc" w:sz="1"/>
-            </w:tcBorders>
-          </w:tcPr>
-          <w:p>
-            <w:pPr>
-              <w:spacing w:line="240" w:lineRule="auto"/>
-              <w:jc w:val="center"/>
-              <w:textAlignment w:val="center"/>
-            </w:pPr>
-            <w:r>
-              <w:t xml:space="preserve"> </w:t>
-            </w:r>
-          </w:p>
-        </w:tc>
-        <w:tc>
-          <w:tcPr>
-            <w:tcW w:type="dxa" w:w="680"/>
-            <w:tcBorders>
-              <w:top w:val="single" w:color="cccccc" w:sz="1"/>
-              <w:left w:val="single" w:color="cccccc" w:sz="1"/>
-              <w:bottom w:val="single" w:color="cccccc" w:sz="1"/>
-              <w:right w:val="single" w:color="cccccc" w:sz="1"/>
-            </w:tcBorders>
-          </w:tcPr>
-          <w:p>
-            <w:pPr>
-              <w:spacing w:line="240" w:lineRule="auto"/>
-              <w:jc w:val="center"/>
-              <w:textAlignment w:val="center"/>
-            </w:pPr>
-            <w:r>
-              <w:t xml:space="preserve"> </w:t>
-            </w:r>
-          </w:p>
-        </w:tc>
-        <w:tc>
-          <w:tcPr>
-            <w:tcW w:type="dxa" w:w="680"/>
-            <w:tcBorders>
-              <w:top w:val="single" w:color="cccccc" w:sz="1"/>
-              <w:left w:val="single" w:color="cccccc" w:sz="1"/>
-              <w:bottom w:val="single" w:color="cccccc" w:sz="1"/>
-              <w:right w:val="single" w:color="cccccc" w:sz="1"/>
-            </w:tcBorders>
-          </w:tcPr>
-          <w:p>
-            <w:pPr>
-              <w:spacing w:line="240" w:lineRule="auto"/>
-              <w:jc w:val="center"/>
-              <w:textAlignment w:val="center"/>
-            </w:pPr>
-            <w:r>
-              <w:t xml:space="preserve"> </w:t>
-            </w:r>
-          </w:p>
-        </w:tc>
-        <w:tc>
-          <w:tcPr>
-            <w:tcW w:type="dxa" w:w="680"/>
-            <w:tcBorders>
-              <w:top w:val="single" w:color="cccccc" w:sz="1"/>
-              <w:left w:val="single" w:color="cccccc" w:sz="1"/>
-              <w:bottom w:val="single" w:color="cccccc" w:sz="1"/>
-              <w:right w:val="single" w:color="cccccc" w:sz="1"/>
-            </w:tcBorders>
-          </w:tcPr>
-          <w:p>
-            <w:pPr>
-              <w:spacing w:line="240" w:lineRule="auto"/>
-              <w:jc w:val="center"/>
-              <w:textAlignment w:val="center"/>
-            </w:pPr>
-            <w:r>
-              <w:t xml:space="preserve"> </w:t>
-            </w:r>
-          </w:p>
-        </w:tc>
-        <w:tc>
-          <w:tcPr>
-            <w:tcW w:type="dxa" w:w="680"/>
-            <w:tcBorders>
-              <w:top w:val="single" w:color="cccccc" w:sz="1"/>
-              <w:left w:val="single" w:color="cccccc" w:sz="1"/>
-              <w:bottom w:val="single" w:color="cccccc" w:sz="1"/>
-              <w:right w:val="single" w:color="cccccc" w:sz="1"/>
-            </w:tcBorders>
-          </w:tcPr>
-          <w:p>
-            <w:pPr>
-              <w:spacing w:line="240" w:lineRule="auto"/>
-              <w:jc w:val="center"/>
-              <w:textAlignment w:val="center"/>
-            </w:pPr>
-            <w:r>
-              <w:t xml:space="preserve"> </w:t>
-            </w:r>
-          </w:p>
-        </w:tc>
-        <w:tc>
-          <w:tcPr>
-            <w:tcW w:type="dxa" w:w="680"/>
-            <w:tcBorders>
-              <w:top w:val="single" w:color="cccccc" w:sz="1"/>
-              <w:left w:val="single" w:color="cccccc" w:sz="1"/>
-              <w:bottom w:val="single" w:color="cccccc" w:sz="1"/>
-              <w:right w:val="single" w:color="cccccc" w:sz="1"/>
-            </w:tcBorders>
-          </w:tcPr>
-          <w:p>
-            <w:pPr>
-              <w:spacing w:line="240" w:lineRule="auto"/>
-              <w:jc w:val="center"/>
-              <w:textAlignment w:val="center"/>
-            </w:pPr>
-            <w:r>
-              <w:t xml:space="preserve"> </w:t>
-            </w:r>
-          </w:p>
-        </w:tc>
-        <w:tc>
-          <w:tcPr>
-            <w:tcW w:type="dxa" w:w="680"/>
-            <w:tcBorders>
-              <w:top w:val="single" w:color="cccccc" w:sz="1"/>
-              <w:left w:val="single" w:color="cccccc" w:sz="1"/>
-              <w:bottom w:val="single" w:color="cccccc" w:sz="1"/>
-              <w:right w:val="single" w:color="cccccc" w:sz="1"/>
-            </w:tcBorders>
+            <w:vAlign w:val="center"/>
+          </w:tcPr>
+          <w:p>
+            <w:pPr>
+              <w:spacing w:line="240" w:lineRule="auto"/>
+              <w:jc w:val="center"/>
+              <w:textAlignment w:val="center"/>
+            </w:pPr>
+            <w:r>
+              <w:t xml:space="preserve"> </w:t>
+            </w:r>
+          </w:p>
+        </w:tc>
+        <w:tc>
+          <w:tcPr>
+            <w:tcW w:type="dxa" w:w="680"/>
+            <w:tcBorders>
+              <w:top w:val="single" w:color="cccccc" w:sz="1"/>
+              <w:left w:val="single" w:color="cccccc" w:sz="1"/>
+              <w:bottom w:val="single" w:color="cccccc" w:sz="1"/>
+              <w:right w:val="single" w:color="cccccc" w:sz="1"/>
+            </w:tcBorders>
+            <w:vAlign w:val="center"/>
+          </w:tcPr>
+          <w:p>
+            <w:pPr>
+              <w:spacing w:line="240" w:lineRule="auto"/>
+              <w:jc w:val="center"/>
+              <w:textAlignment w:val="center"/>
+            </w:pPr>
+            <w:r>
+              <w:t xml:space="preserve"> </w:t>
+            </w:r>
+          </w:p>
+        </w:tc>
+        <w:tc>
+          <w:tcPr>
+            <w:tcW w:type="dxa" w:w="680"/>
+            <w:tcBorders>
+              <w:top w:val="single" w:color="cccccc" w:sz="1"/>
+              <w:left w:val="single" w:color="cccccc" w:sz="1"/>
+              <w:bottom w:val="single" w:color="cccccc" w:sz="1"/>
+              <w:right w:val="single" w:color="cccccc" w:sz="1"/>
+            </w:tcBorders>
+            <w:vAlign w:val="center"/>
+          </w:tcPr>
+          <w:p>
+            <w:pPr>
+              <w:spacing w:line="240" w:lineRule="auto"/>
+              <w:jc w:val="center"/>
+              <w:textAlignment w:val="center"/>
+            </w:pPr>
+            <w:r>
+              <w:t xml:space="preserve"> </w:t>
+            </w:r>
+          </w:p>
+        </w:tc>
+        <w:tc>
+          <w:tcPr>
+            <w:tcW w:type="dxa" w:w="680"/>
+            <w:tcBorders>
+              <w:top w:val="single" w:color="cccccc" w:sz="1"/>
+              <w:left w:val="single" w:color="cccccc" w:sz="1"/>
+              <w:bottom w:val="single" w:color="cccccc" w:sz="1"/>
+              <w:right w:val="single" w:color="cccccc" w:sz="1"/>
+            </w:tcBorders>
+            <w:vAlign w:val="center"/>
+          </w:tcPr>
+          <w:p>
+            <w:pPr>
+              <w:spacing w:line="240" w:lineRule="auto"/>
+              <w:jc w:val="center"/>
+              <w:textAlignment w:val="center"/>
+            </w:pPr>
+            <w:r>
+              <w:t xml:space="preserve"> </w:t>
+            </w:r>
+          </w:p>
+        </w:tc>
+        <w:tc>
+          <w:tcPr>
+            <w:tcW w:type="dxa" w:w="680"/>
+            <w:tcBorders>
+              <w:top w:val="single" w:color="cccccc" w:sz="1"/>
+              <w:left w:val="single" w:color="cccccc" w:sz="1"/>
+              <w:bottom w:val="single" w:color="cccccc" w:sz="1"/>
+              <w:right w:val="single" w:color="cccccc" w:sz="1"/>
+            </w:tcBorders>
+            <w:vAlign w:val="center"/>
+          </w:tcPr>
+          <w:p>
+            <w:pPr>
+              <w:spacing w:line="240" w:lineRule="auto"/>
+              <w:jc w:val="center"/>
+              <w:textAlignment w:val="center"/>
+            </w:pPr>
+            <w:r>
+              <w:t xml:space="preserve"> </w:t>
+            </w:r>
+          </w:p>
+        </w:tc>
+        <w:tc>
+          <w:tcPr>
+            <w:tcW w:type="dxa" w:w="680"/>
+            <w:tcBorders>
+              <w:top w:val="single" w:color="cccccc" w:sz="1"/>
+              <w:left w:val="single" w:color="cccccc" w:sz="1"/>
+              <w:bottom w:val="single" w:color="cccccc" w:sz="1"/>
+              <w:right w:val="single" w:color="cccccc" w:sz="1"/>
+            </w:tcBorders>
+            <w:vAlign w:val="center"/>
+          </w:tcPr>
+          <w:p>
+            <w:pPr>
+              <w:spacing w:line="240" w:lineRule="auto"/>
+              <w:jc w:val="center"/>
+              <w:textAlignment w:val="center"/>
+            </w:pPr>
+            <w:r>
+              <w:t xml:space="preserve"> </w:t>
+            </w:r>
+          </w:p>
+        </w:tc>
+        <w:tc>
+          <w:tcPr>
+            <w:tcW w:type="dxa" w:w="680"/>
+            <w:tcBorders>
+              <w:top w:val="single" w:color="cccccc" w:sz="1"/>
+              <w:left w:val="single" w:color="cccccc" w:sz="1"/>
+              <w:bottom w:val="single" w:color="cccccc" w:sz="1"/>
+              <w:right w:val="single" w:color="cccccc" w:sz="1"/>
+            </w:tcBorders>
+            <w:vAlign w:val="center"/>
+          </w:tcPr>
+          <w:p>
+            <w:pPr>
+              <w:spacing w:line="240" w:lineRule="auto"/>
+              <w:jc w:val="center"/>
+              <w:textAlignment w:val="center"/>
+            </w:pPr>
+            <w:r>
+              <w:t xml:space="preserve"> </w:t>
+            </w:r>
+          </w:p>
+        </w:tc>
+        <w:tc>
+          <w:tcPr>
+            <w:tcW w:type="dxa" w:w="680"/>
+            <w:tcBorders>
+              <w:top w:val="single" w:color="cccccc" w:sz="1"/>
+              <w:left w:val="single" w:color="cccccc" w:sz="1"/>
+              <w:bottom w:val="single" w:color="cccccc" w:sz="1"/>
+              <w:right w:val="single" w:color="cccccc" w:sz="1"/>
+            </w:tcBorders>
+            <w:vAlign w:val="center"/>
+          </w:tcPr>
+          <w:p>
+            <w:pPr>
+              <w:spacing w:line="240" w:lineRule="auto"/>
+              <w:jc w:val="center"/>
+              <w:textAlignment w:val="center"/>
+            </w:pPr>
+            <w:r>
+              <w:t xml:space="preserve"> </w:t>
+            </w:r>
+          </w:p>
+        </w:tc>
+        <w:tc>
+          <w:tcPr>
+            <w:tcW w:type="dxa" w:w="680"/>
+            <w:tcBorders>
+              <w:top w:val="single" w:color="cccccc" w:sz="1"/>
+              <w:left w:val="single" w:color="cccccc" w:sz="1"/>
+              <w:bottom w:val="single" w:color="cccccc" w:sz="1"/>
+              <w:right w:val="single" w:color="cccccc" w:sz="1"/>
+            </w:tcBorders>
+            <w:vAlign w:val="center"/>
+          </w:tcPr>
+          <w:p>
+            <w:pPr>
+              <w:spacing w:line="240" w:lineRule="auto"/>
+              <w:jc w:val="center"/>
+              <w:textAlignment w:val="center"/>
+            </w:pPr>
+            <w:r>
+              <w:t xml:space="preserve"> </w:t>
+            </w:r>
+          </w:p>
+        </w:tc>
+        <w:tc>
+          <w:tcPr>
+            <w:tcW w:type="dxa" w:w="680"/>
+            <w:tcBorders>
+              <w:top w:val="single" w:color="cccccc" w:sz="1"/>
+              <w:left w:val="single" w:color="cccccc" w:sz="1"/>
+              <w:bottom w:val="single" w:color="cccccc" w:sz="1"/>
+              <w:right w:val="single" w:color="cccccc" w:sz="1"/>
+            </w:tcBorders>
+            <w:vAlign w:val="center"/>
+          </w:tcPr>
+          <w:p>
+            <w:pPr>
+              <w:spacing w:line="240" w:lineRule="auto"/>
+              <w:jc w:val="center"/>
+              <w:textAlignment w:val="center"/>
+            </w:pPr>
+            <w:r>
+              <w:t xml:space="preserve"> </w:t>
+            </w:r>
+          </w:p>
+        </w:tc>
+        <w:tc>
+          <w:tcPr>
+            <w:tcW w:type="dxa" w:w="680"/>
+            <w:tcBorders>
+              <w:top w:val="single" w:color="cccccc" w:sz="1"/>
+              <w:left w:val="single" w:color="cccccc" w:sz="1"/>
+              <w:bottom w:val="single" w:color="cccccc" w:sz="1"/>
+              <w:right w:val="single" w:color="cccccc" w:sz="1"/>
+            </w:tcBorders>
+            <w:vAlign w:val="center"/>
+          </w:tcPr>
+          <w:p>
+            <w:pPr>
+              <w:spacing w:line="240" w:lineRule="auto"/>
+              <w:jc w:val="center"/>
+              <w:textAlignment w:val="center"/>
+            </w:pPr>
+            <w:r>
+              <w:t xml:space="preserve"> </w:t>
+            </w:r>
+          </w:p>
+        </w:tc>
+        <w:tc>
+          <w:tcPr>
+            <w:tcW w:type="dxa" w:w="680"/>
+            <w:tcBorders>
+              <w:top w:val="single" w:color="cccccc" w:sz="1"/>
+              <w:left w:val="single" w:color="cccccc" w:sz="1"/>
+              <w:bottom w:val="single" w:color="cccccc" w:sz="1"/>
+              <w:right w:val="single" w:color="cccccc" w:sz="1"/>
+            </w:tcBorders>
+            <w:vAlign w:val="center"/>
+          </w:tcPr>
+          <w:p>
+            <w:pPr>
+              <w:spacing w:line="240" w:lineRule="auto"/>
+              <w:jc w:val="center"/>
+              <w:textAlignment w:val="center"/>
+            </w:pPr>
+            <w:r>
+              <w:t xml:space="preserve"> </w:t>
+            </w:r>
+          </w:p>
+        </w:tc>
+        <w:tc>
+          <w:tcPr>
+            <w:tcW w:type="dxa" w:w="680"/>
+            <w:tcBorders>
+              <w:top w:val="single" w:color="cccccc" w:sz="1"/>
+              <w:left w:val="single" w:color="cccccc" w:sz="1"/>
+              <w:bottom w:val="single" w:color="cccccc" w:sz="1"/>
+              <w:right w:val="single" w:color="cccccc" w:sz="1"/>
+            </w:tcBorders>
+            <w:vAlign w:val="center"/>
           </w:tcPr>
           <w:p>
             <w:pPr>
@@ -355,258 +382,271 @@
               <w:bottom w:val="single" w:color="cccccc" w:sz="1"/>
               <w:right w:val="single" w:color="cccccc" w:sz="1"/>
             </w:tcBorders>
-          </w:tcPr>
-          <w:p>
-            <w:pPr>
-              <w:spacing w:line="240" w:lineRule="auto"/>
-              <w:jc w:val="center"/>
-              <w:textAlignment w:val="center"/>
-            </w:pPr>
-            <w:r>
-              <w:t xml:space="preserve"> </w:t>
-            </w:r>
-          </w:p>
-        </w:tc>
-        <w:tc>
-          <w:tcPr>
-            <w:tcW w:type="dxa" w:w="680"/>
-            <w:tcBorders>
-              <w:top w:val="single" w:color="cccccc" w:sz="1"/>
-              <w:left w:val="single" w:color="cccccc" w:sz="1"/>
-              <w:bottom w:val="single" w:color="cccccc" w:sz="1"/>
-              <w:right w:val="single" w:color="cccccc" w:sz="1"/>
-            </w:tcBorders>
-          </w:tcPr>
-          <w:p>
-            <w:pPr>
-              <w:spacing w:line="240" w:lineRule="auto"/>
-              <w:jc w:val="center"/>
-              <w:textAlignment w:val="center"/>
-            </w:pPr>
-            <w:r>
-              <w:t xml:space="preserve"> </w:t>
-            </w:r>
-          </w:p>
-        </w:tc>
-        <w:tc>
-          <w:tcPr>
-            <w:tcW w:type="dxa" w:w="680"/>
-            <w:tcBorders>
-              <w:top w:val="single" w:color="cccccc" w:sz="1"/>
-              <w:left w:val="single" w:color="cccccc" w:sz="1"/>
-              <w:bottom w:val="single" w:color="cccccc" w:sz="1"/>
-              <w:right w:val="single" w:color="cccccc" w:sz="1"/>
-            </w:tcBorders>
-          </w:tcPr>
-          <w:p>
-            <w:pPr>
-              <w:spacing w:line="240" w:lineRule="auto"/>
-              <w:jc w:val="center"/>
-              <w:textAlignment w:val="center"/>
-            </w:pPr>
-            <w:r>
-              <w:t xml:space="preserve"> </w:t>
-            </w:r>
-          </w:p>
-        </w:tc>
-        <w:tc>
-          <w:tcPr>
-            <w:tcW w:type="dxa" w:w="680"/>
-            <w:tcBorders>
-              <w:top w:val="single" w:color="cccccc" w:sz="1"/>
-              <w:left w:val="single" w:color="cccccc" w:sz="1"/>
-              <w:bottom w:val="single" w:color="cccccc" w:sz="1"/>
-              <w:right w:val="single" w:color="cccccc" w:sz="1"/>
-            </w:tcBorders>
-          </w:tcPr>
-          <w:p>
-            <w:pPr>
-              <w:spacing w:line="240" w:lineRule="auto"/>
-              <w:jc w:val="center"/>
-              <w:textAlignment w:val="center"/>
-            </w:pPr>
-            <w:r>
-              <w:t xml:space="preserve"> </w:t>
-            </w:r>
-          </w:p>
-        </w:tc>
-        <w:tc>
-          <w:tcPr>
-            <w:tcW w:type="dxa" w:w="680"/>
-            <w:tcBorders>
-              <w:top w:val="single" w:color="cccccc" w:sz="1"/>
-              <w:left w:val="single" w:color="cccccc" w:sz="1"/>
-              <w:bottom w:val="single" w:color="cccccc" w:sz="1"/>
-              <w:right w:val="single" w:color="cccccc" w:sz="1"/>
-            </w:tcBorders>
-          </w:tcPr>
-          <w:p>
-            <w:pPr>
-              <w:spacing w:line="240" w:lineRule="auto"/>
-              <w:jc w:val="center"/>
-              <w:textAlignment w:val="center"/>
-            </w:pPr>
-            <w:r>
-              <w:t xml:space="preserve"> </w:t>
-            </w:r>
-          </w:p>
-        </w:tc>
-        <w:tc>
-          <w:tcPr>
-            <w:tcW w:type="dxa" w:w="680"/>
-            <w:tcBorders>
-              <w:top w:val="single" w:color="cccccc" w:sz="1"/>
-              <w:left w:val="single" w:color="cccccc" w:sz="1"/>
-              <w:bottom w:val="single" w:color="cccccc" w:sz="1"/>
-              <w:right w:val="single" w:color="cccccc" w:sz="1"/>
-            </w:tcBorders>
-          </w:tcPr>
-          <w:p>
-            <w:pPr>
-              <w:spacing w:line="240" w:lineRule="auto"/>
-              <w:jc w:val="center"/>
-              <w:textAlignment w:val="center"/>
-            </w:pPr>
-            <w:r>
-              <w:t xml:space="preserve"> </w:t>
-            </w:r>
-          </w:p>
-        </w:tc>
-        <w:tc>
-          <w:tcPr>
-            <w:tcW w:type="dxa" w:w="680"/>
-            <w:tcBorders>
-              <w:top w:val="single" w:color="cccccc" w:sz="1"/>
-              <w:left w:val="single" w:color="cccccc" w:sz="1"/>
-              <w:bottom w:val="single" w:color="cccccc" w:sz="1"/>
-              <w:right w:val="single" w:color="cccccc" w:sz="1"/>
-            </w:tcBorders>
-          </w:tcPr>
-          <w:p>
-            <w:pPr>
-              <w:spacing w:line="240" w:lineRule="auto"/>
-              <w:jc w:val="center"/>
-              <w:textAlignment w:val="center"/>
-            </w:pPr>
-            <w:r>
-              <w:t xml:space="preserve"> </w:t>
-            </w:r>
-          </w:p>
-        </w:tc>
-        <w:tc>
-          <w:tcPr>
-            <w:tcW w:type="dxa" w:w="680"/>
-            <w:tcBorders>
-              <w:top w:val="single" w:color="cccccc" w:sz="1"/>
-              <w:left w:val="single" w:color="cccccc" w:sz="1"/>
-              <w:bottom w:val="single" w:color="cccccc" w:sz="1"/>
-              <w:right w:val="single" w:color="cccccc" w:sz="1"/>
-            </w:tcBorders>
-          </w:tcPr>
-          <w:p>
-            <w:pPr>
-              <w:spacing w:line="240" w:lineRule="auto"/>
-              <w:jc w:val="center"/>
-              <w:textAlignment w:val="center"/>
-            </w:pPr>
-            <w:r>
-              <w:t xml:space="preserve"> </w:t>
-            </w:r>
-          </w:p>
-        </w:tc>
-        <w:tc>
-          <w:tcPr>
-            <w:tcW w:type="dxa" w:w="680"/>
-            <w:tcBorders>
-              <w:top w:val="single" w:color="cccccc" w:sz="1"/>
-              <w:left w:val="single" w:color="cccccc" w:sz="1"/>
-              <w:bottom w:val="single" w:color="cccccc" w:sz="1"/>
-              <w:right w:val="single" w:color="cccccc" w:sz="1"/>
-            </w:tcBorders>
-          </w:tcPr>
-          <w:p>
-            <w:pPr>
-              <w:spacing w:line="240" w:lineRule="auto"/>
-              <w:jc w:val="center"/>
-              <w:textAlignment w:val="center"/>
-            </w:pPr>
-            <w:r>
-              <w:t xml:space="preserve"> </w:t>
-            </w:r>
-          </w:p>
-        </w:tc>
-        <w:tc>
-          <w:tcPr>
-            <w:tcW w:type="dxa" w:w="680"/>
-            <w:tcBorders>
-              <w:top w:val="single" w:color="cccccc" w:sz="1"/>
-              <w:left w:val="single" w:color="cccccc" w:sz="1"/>
-              <w:bottom w:val="single" w:color="cccccc" w:sz="1"/>
-              <w:right w:val="single" w:color="cccccc" w:sz="1"/>
-            </w:tcBorders>
-          </w:tcPr>
-          <w:p>
-            <w:pPr>
-              <w:spacing w:line="240" w:lineRule="auto"/>
-              <w:jc w:val="center"/>
-              <w:textAlignment w:val="center"/>
-            </w:pPr>
-            <w:r>
-              <w:t xml:space="preserve"> </w:t>
-            </w:r>
-          </w:p>
-        </w:tc>
-        <w:tc>
-          <w:tcPr>
-            <w:tcW w:type="dxa" w:w="680"/>
-            <w:tcBorders>
-              <w:top w:val="single" w:color="cccccc" w:sz="1"/>
-              <w:left w:val="single" w:color="cccccc" w:sz="1"/>
-              <w:bottom w:val="single" w:color="cccccc" w:sz="1"/>
-              <w:right w:val="single" w:color="cccccc" w:sz="1"/>
-            </w:tcBorders>
-          </w:tcPr>
-          <w:p>
-            <w:pPr>
-              <w:spacing w:line="240" w:lineRule="auto"/>
-              <w:jc w:val="center"/>
-              <w:textAlignment w:val="center"/>
-            </w:pPr>
-            <w:r>
-              <w:t xml:space="preserve"> </w:t>
-            </w:r>
-          </w:p>
-        </w:tc>
-        <w:tc>
-          <w:tcPr>
-            <w:tcW w:type="dxa" w:w="680"/>
-            <w:tcBorders>
-              <w:top w:val="single" w:color="cccccc" w:sz="1"/>
-              <w:left w:val="single" w:color="cccccc" w:sz="1"/>
-              <w:bottom w:val="single" w:color="cccccc" w:sz="1"/>
-              <w:right w:val="single" w:color="cccccc" w:sz="1"/>
-            </w:tcBorders>
-          </w:tcPr>
-          <w:p>
-            <w:pPr>
-              <w:spacing w:line="240" w:lineRule="auto"/>
-              <w:jc w:val="center"/>
-              <w:textAlignment w:val="center"/>
-            </w:pPr>
-            <w:r>
-              <w:t xml:space="preserve"> </w:t>
-            </w:r>
-          </w:p>
-        </w:tc>
-        <w:tc>
-          <w:tcPr>
-            <w:tcW w:type="dxa" w:w="680"/>
-            <w:tcBorders>
-              <w:top w:val="single" w:color="cccccc" w:sz="1"/>
-              <w:left w:val="single" w:color="cccccc" w:sz="1"/>
-              <w:bottom w:val="single" w:color="cccccc" w:sz="1"/>
-              <w:right w:val="single" w:color="cccccc" w:sz="1"/>
-            </w:tcBorders>
+            <w:vAlign w:val="center"/>
+          </w:tcPr>
+          <w:p>
+            <w:pPr>
+              <w:spacing w:line="240" w:lineRule="auto"/>
+              <w:jc w:val="center"/>
+              <w:textAlignment w:val="center"/>
+            </w:pPr>
+            <w:r>
+              <w:t xml:space="preserve"> </w:t>
+            </w:r>
+          </w:p>
+        </w:tc>
+        <w:tc>
+          <w:tcPr>
+            <w:tcW w:type="dxa" w:w="680"/>
+            <w:tcBorders>
+              <w:top w:val="single" w:color="cccccc" w:sz="1"/>
+              <w:left w:val="single" w:color="cccccc" w:sz="1"/>
+              <w:bottom w:val="single" w:color="cccccc" w:sz="1"/>
+              <w:right w:val="single" w:color="cccccc" w:sz="1"/>
+            </w:tcBorders>
+            <w:vAlign w:val="center"/>
+          </w:tcPr>
+          <w:p>
+            <w:pPr>
+              <w:spacing w:line="240" w:lineRule="auto"/>
+              <w:jc w:val="center"/>
+              <w:textAlignment w:val="center"/>
+            </w:pPr>
+            <w:r>
+              <w:t xml:space="preserve"> </w:t>
+            </w:r>
+          </w:p>
+        </w:tc>
+        <w:tc>
+          <w:tcPr>
+            <w:tcW w:type="dxa" w:w="680"/>
+            <w:tcBorders>
+              <w:top w:val="single" w:color="cccccc" w:sz="1"/>
+              <w:left w:val="single" w:color="cccccc" w:sz="1"/>
+              <w:bottom w:val="single" w:color="cccccc" w:sz="1"/>
+              <w:right w:val="single" w:color="cccccc" w:sz="1"/>
+            </w:tcBorders>
+            <w:vAlign w:val="center"/>
+          </w:tcPr>
+          <w:p>
+            <w:pPr>
+              <w:spacing w:line="240" w:lineRule="auto"/>
+              <w:jc w:val="center"/>
+              <w:textAlignment w:val="center"/>
+            </w:pPr>
+            <w:r>
+              <w:t xml:space="preserve"> </w:t>
+            </w:r>
+          </w:p>
+        </w:tc>
+        <w:tc>
+          <w:tcPr>
+            <w:tcW w:type="dxa" w:w="680"/>
+            <w:tcBorders>
+              <w:top w:val="single" w:color="cccccc" w:sz="1"/>
+              <w:left w:val="single" w:color="cccccc" w:sz="1"/>
+              <w:bottom w:val="single" w:color="cccccc" w:sz="1"/>
+              <w:right w:val="single" w:color="cccccc" w:sz="1"/>
+            </w:tcBorders>
+            <w:vAlign w:val="center"/>
+          </w:tcPr>
+          <w:p>
+            <w:pPr>
+              <w:spacing w:line="240" w:lineRule="auto"/>
+              <w:jc w:val="center"/>
+              <w:textAlignment w:val="center"/>
+            </w:pPr>
+            <w:r>
+              <w:t xml:space="preserve"> </w:t>
+            </w:r>
+          </w:p>
+        </w:tc>
+        <w:tc>
+          <w:tcPr>
+            <w:tcW w:type="dxa" w:w="680"/>
+            <w:tcBorders>
+              <w:top w:val="single" w:color="cccccc" w:sz="1"/>
+              <w:left w:val="single" w:color="cccccc" w:sz="1"/>
+              <w:bottom w:val="single" w:color="cccccc" w:sz="1"/>
+              <w:right w:val="single" w:color="cccccc" w:sz="1"/>
+            </w:tcBorders>
+            <w:vAlign w:val="center"/>
+          </w:tcPr>
+          <w:p>
+            <w:pPr>
+              <w:spacing w:line="240" w:lineRule="auto"/>
+              <w:jc w:val="center"/>
+              <w:textAlignment w:val="center"/>
+            </w:pPr>
+            <w:r>
+              <w:t xml:space="preserve"> </w:t>
+            </w:r>
+          </w:p>
+        </w:tc>
+        <w:tc>
+          <w:tcPr>
+            <w:tcW w:type="dxa" w:w="680"/>
+            <w:tcBorders>
+              <w:top w:val="single" w:color="cccccc" w:sz="1"/>
+              <w:left w:val="single" w:color="cccccc" w:sz="1"/>
+              <w:bottom w:val="single" w:color="cccccc" w:sz="1"/>
+              <w:right w:val="single" w:color="cccccc" w:sz="1"/>
+            </w:tcBorders>
+            <w:vAlign w:val="center"/>
+          </w:tcPr>
+          <w:p>
+            <w:pPr>
+              <w:spacing w:line="240" w:lineRule="auto"/>
+              <w:jc w:val="center"/>
+              <w:textAlignment w:val="center"/>
+            </w:pPr>
+            <w:r>
+              <w:t xml:space="preserve"> </w:t>
+            </w:r>
+          </w:p>
+        </w:tc>
+        <w:tc>
+          <w:tcPr>
+            <w:tcW w:type="dxa" w:w="680"/>
+            <w:tcBorders>
+              <w:top w:val="single" w:color="cccccc" w:sz="1"/>
+              <w:left w:val="single" w:color="cccccc" w:sz="1"/>
+              <w:bottom w:val="single" w:color="cccccc" w:sz="1"/>
+              <w:right w:val="single" w:color="cccccc" w:sz="1"/>
+            </w:tcBorders>
+            <w:vAlign w:val="center"/>
+          </w:tcPr>
+          <w:p>
+            <w:pPr>
+              <w:spacing w:line="240" w:lineRule="auto"/>
+              <w:jc w:val="center"/>
+              <w:textAlignment w:val="center"/>
+            </w:pPr>
+            <w:r>
+              <w:t xml:space="preserve"> </w:t>
+            </w:r>
+          </w:p>
+        </w:tc>
+        <w:tc>
+          <w:tcPr>
+            <w:tcW w:type="dxa" w:w="680"/>
+            <w:tcBorders>
+              <w:top w:val="single" w:color="cccccc" w:sz="1"/>
+              <w:left w:val="single" w:color="cccccc" w:sz="1"/>
+              <w:bottom w:val="single" w:color="cccccc" w:sz="1"/>
+              <w:right w:val="single" w:color="cccccc" w:sz="1"/>
+            </w:tcBorders>
+            <w:vAlign w:val="center"/>
+          </w:tcPr>
+          <w:p>
+            <w:pPr>
+              <w:spacing w:line="240" w:lineRule="auto"/>
+              <w:jc w:val="center"/>
+              <w:textAlignment w:val="center"/>
+            </w:pPr>
+            <w:r>
+              <w:t xml:space="preserve"> </w:t>
+            </w:r>
+          </w:p>
+        </w:tc>
+        <w:tc>
+          <w:tcPr>
+            <w:tcW w:type="dxa" w:w="680"/>
+            <w:tcBorders>
+              <w:top w:val="single" w:color="cccccc" w:sz="1"/>
+              <w:left w:val="single" w:color="cccccc" w:sz="1"/>
+              <w:bottom w:val="single" w:color="cccccc" w:sz="1"/>
+              <w:right w:val="single" w:color="cccccc" w:sz="1"/>
+            </w:tcBorders>
+            <w:vAlign w:val="center"/>
+          </w:tcPr>
+          <w:p>
+            <w:pPr>
+              <w:spacing w:line="240" w:lineRule="auto"/>
+              <w:jc w:val="center"/>
+              <w:textAlignment w:val="center"/>
+            </w:pPr>
+            <w:r>
+              <w:t xml:space="preserve"> </w:t>
+            </w:r>
+          </w:p>
+        </w:tc>
+        <w:tc>
+          <w:tcPr>
+            <w:tcW w:type="dxa" w:w="680"/>
+            <w:tcBorders>
+              <w:top w:val="single" w:color="cccccc" w:sz="1"/>
+              <w:left w:val="single" w:color="cccccc" w:sz="1"/>
+              <w:bottom w:val="single" w:color="cccccc" w:sz="1"/>
+              <w:right w:val="single" w:color="cccccc" w:sz="1"/>
+            </w:tcBorders>
+            <w:vAlign w:val="center"/>
+          </w:tcPr>
+          <w:p>
+            <w:pPr>
+              <w:spacing w:line="240" w:lineRule="auto"/>
+              <w:jc w:val="center"/>
+              <w:textAlignment w:val="center"/>
+            </w:pPr>
+            <w:r>
+              <w:t xml:space="preserve"> </w:t>
+            </w:r>
+          </w:p>
+        </w:tc>
+        <w:tc>
+          <w:tcPr>
+            <w:tcW w:type="dxa" w:w="680"/>
+            <w:tcBorders>
+              <w:top w:val="single" w:color="cccccc" w:sz="1"/>
+              <w:left w:val="single" w:color="cccccc" w:sz="1"/>
+              <w:bottom w:val="single" w:color="cccccc" w:sz="1"/>
+              <w:right w:val="single" w:color="cccccc" w:sz="1"/>
+            </w:tcBorders>
+            <w:vAlign w:val="center"/>
+          </w:tcPr>
+          <w:p>
+            <w:pPr>
+              <w:spacing w:line="240" w:lineRule="auto"/>
+              <w:jc w:val="center"/>
+              <w:textAlignment w:val="center"/>
+            </w:pPr>
+            <w:r>
+              <w:t xml:space="preserve"> </w:t>
+            </w:r>
+          </w:p>
+        </w:tc>
+        <w:tc>
+          <w:tcPr>
+            <w:tcW w:type="dxa" w:w="680"/>
+            <w:tcBorders>
+              <w:top w:val="single" w:color="cccccc" w:sz="1"/>
+              <w:left w:val="single" w:color="cccccc" w:sz="1"/>
+              <w:bottom w:val="single" w:color="cccccc" w:sz="1"/>
+              <w:right w:val="single" w:color="cccccc" w:sz="1"/>
+            </w:tcBorders>
+            <w:vAlign w:val="center"/>
+          </w:tcPr>
+          <w:p>
+            <w:pPr>
+              <w:spacing w:line="240" w:lineRule="auto"/>
+              <w:jc w:val="center"/>
+              <w:textAlignment w:val="center"/>
+            </w:pPr>
+            <w:r>
+              <w:t xml:space="preserve"> </w:t>
+            </w:r>
+          </w:p>
+        </w:tc>
+        <w:tc>
+          <w:tcPr>
+            <w:tcW w:type="dxa" w:w="680"/>
+            <w:tcBorders>
+              <w:top w:val="single" w:color="cccccc" w:sz="1"/>
+              <w:left w:val="single" w:color="cccccc" w:sz="1"/>
+              <w:bottom w:val="single" w:color="cccccc" w:sz="1"/>
+              <w:right w:val="single" w:color="cccccc" w:sz="1"/>
+            </w:tcBorders>
+            <w:vAlign w:val="center"/>
           </w:tcPr>
           <w:p>
             <w:pPr>
@@ -633,258 +673,858 @@
               <w:bottom w:val="single" w:color="cccccc" w:sz="1"/>
               <w:right w:val="single" w:color="cccccc" w:sz="1"/>
             </w:tcBorders>
-          </w:tcPr>
-          <w:p>
-            <w:pPr>
-              <w:spacing w:line="240" w:lineRule="auto"/>
-              <w:jc w:val="center"/>
-              <w:textAlignment w:val="center"/>
-            </w:pPr>
-            <w:r>
-              <w:t xml:space="preserve"> </w:t>
-            </w:r>
-          </w:p>
-        </w:tc>
-        <w:tc>
-          <w:tcPr>
-            <w:tcW w:type="dxa" w:w="680"/>
-            <w:tcBorders>
-              <w:top w:val="single" w:color="cccccc" w:sz="1"/>
-              <w:left w:val="single" w:color="cccccc" w:sz="1"/>
-              <w:bottom w:val="single" w:color="cccccc" w:sz="1"/>
-              <w:right w:val="single" w:color="cccccc" w:sz="1"/>
-            </w:tcBorders>
-          </w:tcPr>
-          <w:p>
-            <w:pPr>
-              <w:spacing w:line="240" w:lineRule="auto"/>
-              <w:jc w:val="center"/>
-              <w:textAlignment w:val="center"/>
-            </w:pPr>
-            <w:r>
-              <w:t xml:space="preserve"> </w:t>
-            </w:r>
-          </w:p>
-        </w:tc>
-        <w:tc>
-          <w:tcPr>
-            <w:tcW w:type="dxa" w:w="680"/>
-            <w:tcBorders>
-              <w:top w:val="single" w:color="cccccc" w:sz="1"/>
-              <w:left w:val="single" w:color="cccccc" w:sz="1"/>
-              <w:bottom w:val="single" w:color="cccccc" w:sz="1"/>
-              <w:right w:val="single" w:color="cccccc" w:sz="1"/>
-            </w:tcBorders>
-          </w:tcPr>
-          <w:p>
-            <w:pPr>
-              <w:spacing w:line="240" w:lineRule="auto"/>
-              <w:jc w:val="center"/>
-              <w:textAlignment w:val="center"/>
-            </w:pPr>
-            <w:r>
-              <w:t xml:space="preserve"> </w:t>
-            </w:r>
-          </w:p>
-        </w:tc>
-        <w:tc>
-          <w:tcPr>
-            <w:tcW w:type="dxa" w:w="680"/>
-            <w:tcBorders>
-              <w:top w:val="single" w:color="cccccc" w:sz="1"/>
-              <w:left w:val="single" w:color="cccccc" w:sz="1"/>
-              <w:bottom w:val="single" w:color="cccccc" w:sz="1"/>
-              <w:right w:val="single" w:color="cccccc" w:sz="1"/>
-            </w:tcBorders>
-          </w:tcPr>
-          <w:p>
-            <w:pPr>
-              <w:spacing w:line="240" w:lineRule="auto"/>
-              <w:jc w:val="center"/>
-              <w:textAlignment w:val="center"/>
-            </w:pPr>
-            <w:r>
-              <w:t xml:space="preserve"> </w:t>
-            </w:r>
-          </w:p>
-        </w:tc>
-        <w:tc>
-          <w:tcPr>
-            <w:tcW w:type="dxa" w:w="680"/>
-            <w:tcBorders>
-              <w:top w:val="single" w:color="cccccc" w:sz="1"/>
-              <w:left w:val="single" w:color="cccccc" w:sz="1"/>
-              <w:bottom w:val="single" w:color="cccccc" w:sz="1"/>
-              <w:right w:val="single" w:color="cccccc" w:sz="1"/>
-            </w:tcBorders>
-          </w:tcPr>
-          <w:p>
-            <w:pPr>
-              <w:spacing w:line="240" w:lineRule="auto"/>
-              <w:jc w:val="center"/>
-              <w:textAlignment w:val="center"/>
-            </w:pPr>
-            <w:r>
-              <w:t xml:space="preserve"> </w:t>
-            </w:r>
-          </w:p>
-        </w:tc>
-        <w:tc>
-          <w:tcPr>
-            <w:tcW w:type="dxa" w:w="680"/>
-            <w:tcBorders>
-              <w:top w:val="single" w:color="cccccc" w:sz="1"/>
-              <w:left w:val="single" w:color="cccccc" w:sz="1"/>
-              <w:bottom w:val="single" w:color="cccccc" w:sz="1"/>
-              <w:right w:val="single" w:color="cccccc" w:sz="1"/>
-            </w:tcBorders>
-          </w:tcPr>
-          <w:p>
-            <w:pPr>
-              <w:spacing w:line="240" w:lineRule="auto"/>
-              <w:jc w:val="center"/>
-              <w:textAlignment w:val="center"/>
-            </w:pPr>
-            <w:r>
-              <w:t xml:space="preserve"> </w:t>
-            </w:r>
-          </w:p>
-        </w:tc>
-        <w:tc>
-          <w:tcPr>
-            <w:tcW w:type="dxa" w:w="680"/>
-            <w:tcBorders>
-              <w:top w:val="single" w:color="cccccc" w:sz="1"/>
-              <w:left w:val="single" w:color="cccccc" w:sz="1"/>
-              <w:bottom w:val="single" w:color="cccccc" w:sz="1"/>
-              <w:right w:val="single" w:color="cccccc" w:sz="1"/>
-            </w:tcBorders>
-          </w:tcPr>
-          <w:p>
-            <w:pPr>
-              <w:spacing w:line="240" w:lineRule="auto"/>
-              <w:jc w:val="center"/>
-              <w:textAlignment w:val="center"/>
-            </w:pPr>
-            <w:r>
-              <w:t xml:space="preserve"> </w:t>
-            </w:r>
-          </w:p>
-        </w:tc>
-        <w:tc>
-          <w:tcPr>
-            <w:tcW w:type="dxa" w:w="680"/>
-            <w:tcBorders>
-              <w:top w:val="single" w:color="cccccc" w:sz="1"/>
-              <w:left w:val="single" w:color="cccccc" w:sz="1"/>
-              <w:bottom w:val="single" w:color="cccccc" w:sz="1"/>
-              <w:right w:val="single" w:color="cccccc" w:sz="1"/>
-            </w:tcBorders>
-          </w:tcPr>
-          <w:p>
-            <w:pPr>
-              <w:spacing w:line="240" w:lineRule="auto"/>
-              <w:jc w:val="center"/>
-              <w:textAlignment w:val="center"/>
-            </w:pPr>
-            <w:r>
-              <w:t xml:space="preserve"> </w:t>
-            </w:r>
-          </w:p>
-        </w:tc>
-        <w:tc>
-          <w:tcPr>
-            <w:tcW w:type="dxa" w:w="680"/>
-            <w:tcBorders>
-              <w:top w:val="single" w:color="cccccc" w:sz="1"/>
-              <w:left w:val="single" w:color="cccccc" w:sz="1"/>
-              <w:bottom w:val="single" w:color="cccccc" w:sz="1"/>
-              <w:right w:val="single" w:color="cccccc" w:sz="1"/>
-            </w:tcBorders>
-          </w:tcPr>
-          <w:p>
-            <w:pPr>
-              <w:spacing w:line="240" w:lineRule="auto"/>
-              <w:jc w:val="center"/>
-              <w:textAlignment w:val="center"/>
-            </w:pPr>
-            <w:r>
-              <w:t xml:space="preserve"> </w:t>
-            </w:r>
-          </w:p>
-        </w:tc>
-        <w:tc>
-          <w:tcPr>
-            <w:tcW w:type="dxa" w:w="680"/>
-            <w:tcBorders>
-              <w:top w:val="single" w:color="cccccc" w:sz="1"/>
-              <w:left w:val="single" w:color="cccccc" w:sz="1"/>
-              <w:bottom w:val="single" w:color="cccccc" w:sz="1"/>
-              <w:right w:val="single" w:color="cccccc" w:sz="1"/>
-            </w:tcBorders>
-          </w:tcPr>
-          <w:p>
-            <w:pPr>
-              <w:spacing w:line="240" w:lineRule="auto"/>
-              <w:jc w:val="center"/>
-              <w:textAlignment w:val="center"/>
-            </w:pPr>
-            <w:r>
-              <w:t xml:space="preserve"> </w:t>
-            </w:r>
-          </w:p>
-        </w:tc>
-        <w:tc>
-          <w:tcPr>
-            <w:tcW w:type="dxa" w:w="680"/>
-            <w:tcBorders>
-              <w:top w:val="single" w:color="cccccc" w:sz="1"/>
-              <w:left w:val="single" w:color="cccccc" w:sz="1"/>
-              <w:bottom w:val="single" w:color="cccccc" w:sz="1"/>
-              <w:right w:val="single" w:color="cccccc" w:sz="1"/>
-            </w:tcBorders>
-          </w:tcPr>
-          <w:p>
-            <w:pPr>
-              <w:spacing w:line="240" w:lineRule="auto"/>
-              <w:jc w:val="center"/>
-              <w:textAlignment w:val="center"/>
-            </w:pPr>
-            <w:r>
-              <w:t xml:space="preserve"> </w:t>
-            </w:r>
-          </w:p>
-        </w:tc>
-        <w:tc>
-          <w:tcPr>
-            <w:tcW w:type="dxa" w:w="680"/>
-            <w:tcBorders>
-              <w:top w:val="single" w:color="cccccc" w:sz="1"/>
-              <w:left w:val="single" w:color="cccccc" w:sz="1"/>
-              <w:bottom w:val="single" w:color="cccccc" w:sz="1"/>
-              <w:right w:val="single" w:color="cccccc" w:sz="1"/>
-            </w:tcBorders>
-          </w:tcPr>
-          <w:p>
-            <w:pPr>
-              <w:spacing w:line="240" w:lineRule="auto"/>
-              <w:jc w:val="center"/>
-              <w:textAlignment w:val="center"/>
-            </w:pPr>
-            <w:r>
-              <w:t xml:space="preserve"> </w:t>
-            </w:r>
-          </w:p>
-        </w:tc>
-        <w:tc>
-          <w:tcPr>
-            <w:tcW w:type="dxa" w:w="680"/>
-            <w:tcBorders>
-              <w:top w:val="single" w:color="cccccc" w:sz="1"/>
-              <w:left w:val="single" w:color="cccccc" w:sz="1"/>
-              <w:bottom w:val="single" w:color="cccccc" w:sz="1"/>
-              <w:right w:val="single" w:color="cccccc" w:sz="1"/>
-            </w:tcBorders>
+            <w:vAlign w:val="center"/>
+          </w:tcPr>
+          <w:p>
+            <w:pPr>
+              <w:spacing w:line="240" w:lineRule="auto"/>
+              <w:jc w:val="center"/>
+              <w:textAlignment w:val="center"/>
+            </w:pPr>
+            <w:r>
+              <w:t xml:space="preserve"> </w:t>
+            </w:r>
+          </w:p>
+        </w:tc>
+        <w:tc>
+          <w:tcPr>
+            <w:tcW w:type="dxa" w:w="680"/>
+            <w:tcBorders>
+              <w:top w:val="single" w:color="cccccc" w:sz="1"/>
+              <w:left w:val="single" w:color="cccccc" w:sz="1"/>
+              <w:bottom w:val="single" w:color="cccccc" w:sz="1"/>
+              <w:right w:val="single" w:color="cccccc" w:sz="1"/>
+            </w:tcBorders>
+            <w:vAlign w:val="center"/>
+          </w:tcPr>
+          <w:p>
+            <w:pPr>
+              <w:spacing w:line="240" w:lineRule="auto"/>
+              <w:jc w:val="center"/>
+              <w:textAlignment w:val="center"/>
+            </w:pPr>
+            <w:r>
+              <w:t xml:space="preserve"> </w:t>
+            </w:r>
+          </w:p>
+        </w:tc>
+        <w:tc>
+          <w:tcPr>
+            <w:tcW w:type="dxa" w:w="680"/>
+            <w:tcBorders>
+              <w:top w:val="single" w:color="cccccc" w:sz="1"/>
+              <w:left w:val="single" w:color="cccccc" w:sz="1"/>
+              <w:bottom w:val="single" w:color="cccccc" w:sz="1"/>
+              <w:right w:val="single" w:color="cccccc" w:sz="1"/>
+            </w:tcBorders>
+            <w:vAlign w:val="center"/>
+          </w:tcPr>
+          <w:p>
+            <w:pPr>
+              <w:spacing w:line="240" w:lineRule="auto"/>
+              <w:jc w:val="center"/>
+              <w:textAlignment w:val="center"/>
+            </w:pPr>
+            <w:r>
+              <w:t xml:space="preserve"> </w:t>
+            </w:r>
+          </w:p>
+        </w:tc>
+        <w:tc>
+          <w:tcPr>
+            <w:tcW w:type="dxa" w:w="680"/>
+            <w:tcBorders>
+              <w:top w:val="single" w:color="cccccc" w:sz="1"/>
+              <w:left w:val="single" w:color="cccccc" w:sz="1"/>
+              <w:bottom w:val="single" w:color="cccccc" w:sz="1"/>
+              <w:right w:val="single" w:color="cccccc" w:sz="1"/>
+            </w:tcBorders>
+            <w:vAlign w:val="center"/>
+          </w:tcPr>
+          <w:p>
+            <w:pPr>
+              <w:spacing w:line="240" w:lineRule="auto"/>
+              <w:jc w:val="center"/>
+              <w:textAlignment w:val="center"/>
+            </w:pPr>
+            <w:r>
+              <w:t xml:space="preserve"> </w:t>
+            </w:r>
+          </w:p>
+        </w:tc>
+        <w:tc>
+          <w:tcPr>
+            <w:tcW w:type="dxa" w:w="680"/>
+            <w:tcBorders>
+              <w:top w:val="single" w:color="cccccc" w:sz="1"/>
+              <w:left w:val="single" w:color="cccccc" w:sz="1"/>
+              <w:bottom w:val="single" w:color="cccccc" w:sz="1"/>
+              <w:right w:val="single" w:color="cccccc" w:sz="1"/>
+            </w:tcBorders>
+            <w:vAlign w:val="center"/>
+          </w:tcPr>
+          <w:p>
+            <w:pPr>
+              <w:spacing w:line="240" w:lineRule="auto"/>
+              <w:jc w:val="center"/>
+              <w:textAlignment w:val="center"/>
+            </w:pPr>
+            <w:r>
+              <w:t xml:space="preserve"> </w:t>
+            </w:r>
+          </w:p>
+        </w:tc>
+        <w:tc>
+          <w:tcPr>
+            <w:tcW w:type="dxa" w:w="680"/>
+            <w:tcBorders>
+              <w:top w:val="single" w:color="cccccc" w:sz="1"/>
+              <w:left w:val="single" w:color="cccccc" w:sz="1"/>
+              <w:bottom w:val="single" w:color="cccccc" w:sz="1"/>
+              <w:right w:val="single" w:color="cccccc" w:sz="1"/>
+            </w:tcBorders>
+            <w:vAlign w:val="center"/>
+          </w:tcPr>
+          <w:p>
+            <w:pPr>
+              <w:spacing w:line="240" w:lineRule="auto"/>
+              <w:jc w:val="center"/>
+              <w:textAlignment w:val="center"/>
+            </w:pPr>
+            <w:r>
+              <w:t xml:space="preserve"> </w:t>
+            </w:r>
+          </w:p>
+        </w:tc>
+        <w:tc>
+          <w:tcPr>
+            <w:tcW w:type="dxa" w:w="680"/>
+            <w:tcBorders>
+              <w:top w:val="single" w:color="cccccc" w:sz="1"/>
+              <w:left w:val="single" w:color="cccccc" w:sz="1"/>
+              <w:bottom w:val="single" w:color="cccccc" w:sz="1"/>
+              <w:right w:val="single" w:color="cccccc" w:sz="1"/>
+            </w:tcBorders>
+            <w:vAlign w:val="center"/>
+          </w:tcPr>
+          <w:p>
+            <w:pPr>
+              <w:spacing w:line="240" w:lineRule="auto"/>
+              <w:jc w:val="center"/>
+              <w:textAlignment w:val="center"/>
+            </w:pPr>
+            <w:r>
+              <w:t xml:space="preserve"> </w:t>
+            </w:r>
+          </w:p>
+        </w:tc>
+        <w:tc>
+          <w:tcPr>
+            <w:tcW w:type="dxa" w:w="680"/>
+            <w:tcBorders>
+              <w:top w:val="single" w:color="cccccc" w:sz="1"/>
+              <w:left w:val="single" w:color="cccccc" w:sz="1"/>
+              <w:bottom w:val="single" w:color="cccccc" w:sz="1"/>
+              <w:right w:val="single" w:color="cccccc" w:sz="1"/>
+            </w:tcBorders>
+            <w:vAlign w:val="center"/>
+          </w:tcPr>
+          <w:p>
+            <w:pPr>
+              <w:spacing w:line="240" w:lineRule="auto"/>
+              <w:jc w:val="center"/>
+              <w:textAlignment w:val="center"/>
+            </w:pPr>
+            <w:r>
+              <w:t xml:space="preserve"> </w:t>
+            </w:r>
+          </w:p>
+        </w:tc>
+        <w:tc>
+          <w:tcPr>
+            <w:tcW w:type="dxa" w:w="680"/>
+            <w:tcBorders>
+              <w:top w:val="single" w:color="cccccc" w:sz="1"/>
+              <w:left w:val="single" w:color="cccccc" w:sz="1"/>
+              <w:bottom w:val="single" w:color="cccccc" w:sz="1"/>
+              <w:right w:val="single" w:color="cccccc" w:sz="1"/>
+            </w:tcBorders>
+            <w:vAlign w:val="center"/>
+          </w:tcPr>
+          <w:p>
+            <w:pPr>
+              <w:spacing w:line="240" w:lineRule="auto"/>
+              <w:jc w:val="center"/>
+              <w:textAlignment w:val="center"/>
+            </w:pPr>
+            <w:r>
+              <w:t xml:space="preserve"> </w:t>
+            </w:r>
+          </w:p>
+        </w:tc>
+        <w:tc>
+          <w:tcPr>
+            <w:tcW w:type="dxa" w:w="680"/>
+            <w:tcBorders>
+              <w:top w:val="single" w:color="cccccc" w:sz="1"/>
+              <w:left w:val="single" w:color="cccccc" w:sz="1"/>
+              <w:bottom w:val="single" w:color="cccccc" w:sz="1"/>
+              <w:right w:val="single" w:color="cccccc" w:sz="1"/>
+            </w:tcBorders>
+            <w:vAlign w:val="center"/>
+          </w:tcPr>
+          <w:p>
+            <w:pPr>
+              <w:spacing w:line="240" w:lineRule="auto"/>
+              <w:jc w:val="center"/>
+              <w:textAlignment w:val="center"/>
+            </w:pPr>
+            <w:r>
+              <w:t xml:space="preserve"> </w:t>
+            </w:r>
+          </w:p>
+        </w:tc>
+        <w:tc>
+          <w:tcPr>
+            <w:tcW w:type="dxa" w:w="680"/>
+            <w:tcBorders>
+              <w:top w:val="single" w:color="cccccc" w:sz="1"/>
+              <w:left w:val="single" w:color="cccccc" w:sz="1"/>
+              <w:bottom w:val="single" w:color="cccccc" w:sz="1"/>
+              <w:right w:val="single" w:color="cccccc" w:sz="1"/>
+            </w:tcBorders>
+            <w:vAlign w:val="center"/>
+          </w:tcPr>
+          <w:p>
+            <w:pPr>
+              <w:spacing w:line="240" w:lineRule="auto"/>
+              <w:jc w:val="center"/>
+              <w:textAlignment w:val="center"/>
+            </w:pPr>
+            <w:r>
+              <w:t xml:space="preserve"> </w:t>
+            </w:r>
+          </w:p>
+        </w:tc>
+        <w:tc>
+          <w:tcPr>
+            <w:tcW w:type="dxa" w:w="680"/>
+            <w:tcBorders>
+              <w:top w:val="single" w:color="cccccc" w:sz="1"/>
+              <w:left w:val="single" w:color="cccccc" w:sz="1"/>
+              <w:bottom w:val="single" w:color="cccccc" w:sz="1"/>
+              <w:right w:val="single" w:color="cccccc" w:sz="1"/>
+            </w:tcBorders>
+            <w:vAlign w:val="center"/>
+          </w:tcPr>
+          <w:p>
+            <w:pPr>
+              <w:spacing w:line="240" w:lineRule="auto"/>
+              <w:jc w:val="center"/>
+              <w:textAlignment w:val="center"/>
+            </w:pPr>
+            <w:r>
+              <w:t xml:space="preserve"> </w:t>
+            </w:r>
+          </w:p>
+        </w:tc>
+        <w:tc>
+          <w:tcPr>
+            <w:tcW w:type="dxa" w:w="680"/>
+            <w:tcBorders>
+              <w:top w:val="single" w:color="cccccc" w:sz="1"/>
+              <w:left w:val="single" w:color="cccccc" w:sz="1"/>
+              <w:bottom w:val="single" w:color="cccccc" w:sz="1"/>
+              <w:right w:val="single" w:color="cccccc" w:sz="1"/>
+            </w:tcBorders>
+            <w:vAlign w:val="center"/>
+          </w:tcPr>
+          <w:p>
+            <w:pPr>
+              <w:spacing w:line="240" w:lineRule="auto"/>
+              <w:jc w:val="center"/>
+              <w:textAlignment w:val="center"/>
+            </w:pPr>
+            <w:r>
+              <w:t xml:space="preserve"> </w:t>
+            </w:r>
+          </w:p>
+        </w:tc>
+      </w:tr>
+      <w:tr>
+        <w:trPr>
+          <w:trHeight w:val="680" w:hRule="exact"/>
+        </w:trPr>
+        <w:tc>
+          <w:tcPr>
+            <w:tcW w:type="dxa" w:w="680"/>
+            <w:tcBorders>
+              <w:top w:val="single" w:color="cccccc" w:sz="1"/>
+              <w:left w:val="single" w:color="cccccc" w:sz="1"/>
+              <w:bottom w:val="single" w:color="cccccc" w:sz="1"/>
+              <w:right w:val="single" w:color="cccccc" w:sz="1"/>
+            </w:tcBorders>
+            <w:vAlign w:val="center"/>
+          </w:tcPr>
+          <w:p>
+            <w:pPr>
+              <w:spacing w:line="240" w:lineRule="auto"/>
+              <w:jc w:val="center"/>
+              <w:textAlignment w:val="center"/>
+            </w:pPr>
+            <w:r>
+              <w:t xml:space="preserve"> </w:t>
+            </w:r>
+          </w:p>
+        </w:tc>
+        <w:tc>
+          <w:tcPr>
+            <w:tcW w:type="dxa" w:w="680"/>
+            <w:tcBorders>
+              <w:top w:val="single" w:color="cccccc" w:sz="1"/>
+              <w:left w:val="single" w:color="cccccc" w:sz="1"/>
+              <w:bottom w:val="single" w:color="cccccc" w:sz="1"/>
+              <w:right w:val="single" w:color="cccccc" w:sz="1"/>
+            </w:tcBorders>
+            <w:vAlign w:val="center"/>
+          </w:tcPr>
+          <w:p>
+            <w:pPr>
+              <w:spacing w:line="240" w:lineRule="auto"/>
+              <w:jc w:val="center"/>
+              <w:textAlignment w:val="center"/>
+            </w:pPr>
+            <w:r>
+              <w:t xml:space="preserve"> </w:t>
+            </w:r>
+          </w:p>
+        </w:tc>
+        <w:tc>
+          <w:tcPr>
+            <w:tcW w:type="dxa" w:w="680"/>
+            <w:tcBorders>
+              <w:top w:val="single" w:color="cccccc" w:sz="1"/>
+              <w:left w:val="single" w:color="cccccc" w:sz="1"/>
+              <w:bottom w:val="single" w:color="cccccc" w:sz="1"/>
+              <w:right w:val="single" w:color="cccccc" w:sz="1"/>
+            </w:tcBorders>
+            <w:vAlign w:val="center"/>
+          </w:tcPr>
+          <w:p>
+            <w:pPr>
+              <w:spacing w:line="240" w:lineRule="auto"/>
+              <w:jc w:val="center"/>
+              <w:textAlignment w:val="center"/>
+            </w:pPr>
+            <w:r>
+              <w:t xml:space="preserve"> </w:t>
+            </w:r>
+          </w:p>
+        </w:tc>
+        <w:tc>
+          <w:tcPr>
+            <w:tcW w:type="dxa" w:w="680"/>
+            <w:tcBorders>
+              <w:top w:val="single" w:color="cccccc" w:sz="1"/>
+              <w:left w:val="single" w:color="cccccc" w:sz="1"/>
+              <w:bottom w:val="single" w:color="cccccc" w:sz="1"/>
+              <w:right w:val="single" w:color="cccccc" w:sz="1"/>
+            </w:tcBorders>
+            <w:vAlign w:val="center"/>
+          </w:tcPr>
+          <w:p>
+            <w:pPr>
+              <w:spacing w:line="240" w:lineRule="auto"/>
+              <w:jc w:val="center"/>
+              <w:textAlignment w:val="center"/>
+            </w:pPr>
+            <w:r>
+              <w:t xml:space="preserve"> </w:t>
+            </w:r>
+          </w:p>
+        </w:tc>
+        <w:tc>
+          <w:tcPr>
+            <w:tcW w:type="dxa" w:w="680"/>
+            <w:tcBorders>
+              <w:top w:val="single" w:color="cccccc" w:sz="1"/>
+              <w:left w:val="single" w:color="cccccc" w:sz="1"/>
+              <w:bottom w:val="single" w:color="cccccc" w:sz="1"/>
+              <w:right w:val="single" w:color="cccccc" w:sz="1"/>
+            </w:tcBorders>
+            <w:vAlign w:val="center"/>
+          </w:tcPr>
+          <w:p>
+            <w:pPr>
+              <w:spacing w:line="240" w:lineRule="auto"/>
+              <w:jc w:val="center"/>
+              <w:textAlignment w:val="center"/>
+            </w:pPr>
+            <w:r>
+              <w:t xml:space="preserve"> </w:t>
+            </w:r>
+          </w:p>
+        </w:tc>
+        <w:tc>
+          <w:tcPr>
+            <w:tcW w:type="dxa" w:w="680"/>
+            <w:tcBorders>
+              <w:top w:val="single" w:color="cccccc" w:sz="1"/>
+              <w:left w:val="single" w:color="cccccc" w:sz="1"/>
+              <w:bottom w:val="single" w:color="cccccc" w:sz="1"/>
+              <w:right w:val="single" w:color="cccccc" w:sz="1"/>
+            </w:tcBorders>
+            <w:vAlign w:val="center"/>
+          </w:tcPr>
+          <w:p>
+            <w:pPr>
+              <w:spacing w:line="240" w:lineRule="auto"/>
+              <w:jc w:val="center"/>
+              <w:textAlignment w:val="center"/>
+            </w:pPr>
+            <w:r>
+              <w:t xml:space="preserve"> </w:t>
+            </w:r>
+          </w:p>
+        </w:tc>
+        <w:tc>
+          <w:tcPr>
+            <w:tcW w:type="dxa" w:w="680"/>
+            <w:tcBorders>
+              <w:top w:val="single" w:color="cccccc" w:sz="1"/>
+              <w:left w:val="single" w:color="cccccc" w:sz="1"/>
+              <w:bottom w:val="single" w:color="cccccc" w:sz="1"/>
+              <w:right w:val="single" w:color="cccccc" w:sz="1"/>
+            </w:tcBorders>
+            <w:vAlign w:val="center"/>
+          </w:tcPr>
+          <w:p>
+            <w:pPr>
+              <w:spacing w:line="240" w:lineRule="auto"/>
+              <w:jc w:val="center"/>
+              <w:textAlignment w:val="center"/>
+            </w:pPr>
+            <w:r>
+              <w:t xml:space="preserve"> </w:t>
+            </w:r>
+          </w:p>
+        </w:tc>
+        <w:tc>
+          <w:tcPr>
+            <w:tcW w:type="dxa" w:w="680"/>
+            <w:tcBorders>
+              <w:top w:val="single" w:color="cccccc" w:sz="1"/>
+              <w:left w:val="single" w:color="cccccc" w:sz="1"/>
+              <w:bottom w:val="single" w:color="cccccc" w:sz="1"/>
+              <w:right w:val="single" w:color="cccccc" w:sz="1"/>
+            </w:tcBorders>
+            <w:vAlign w:val="center"/>
+          </w:tcPr>
+          <w:p>
+            <w:pPr>
+              <w:spacing w:line="240" w:lineRule="auto"/>
+              <w:jc w:val="center"/>
+              <w:textAlignment w:val="center"/>
+            </w:pPr>
+            <w:r>
+              <w:t xml:space="preserve"> </w:t>
+            </w:r>
+          </w:p>
+        </w:tc>
+        <w:tc>
+          <w:tcPr>
+            <w:tcW w:type="dxa" w:w="680"/>
+            <w:tcBorders>
+              <w:top w:val="single" w:color="cccccc" w:sz="1"/>
+              <w:left w:val="single" w:color="cccccc" w:sz="1"/>
+              <w:bottom w:val="single" w:color="cccccc" w:sz="1"/>
+              <w:right w:val="single" w:color="cccccc" w:sz="1"/>
+            </w:tcBorders>
+            <w:vAlign w:val="center"/>
+          </w:tcPr>
+          <w:p>
+            <w:pPr>
+              <w:spacing w:line="240" w:lineRule="auto"/>
+              <w:jc w:val="center"/>
+              <w:textAlignment w:val="center"/>
+            </w:pPr>
+            <w:r>
+              <w:t xml:space="preserve"> </w:t>
+            </w:r>
+          </w:p>
+        </w:tc>
+        <w:tc>
+          <w:tcPr>
+            <w:tcW w:type="dxa" w:w="680"/>
+            <w:tcBorders>
+              <w:top w:val="single" w:color="cccccc" w:sz="1"/>
+              <w:left w:val="single" w:color="cccccc" w:sz="1"/>
+              <w:bottom w:val="single" w:color="cccccc" w:sz="1"/>
+              <w:right w:val="single" w:color="cccccc" w:sz="1"/>
+            </w:tcBorders>
+            <w:vAlign w:val="center"/>
+          </w:tcPr>
+          <w:p>
+            <w:pPr>
+              <w:spacing w:line="240" w:lineRule="auto"/>
+              <w:jc w:val="center"/>
+              <w:textAlignment w:val="center"/>
+            </w:pPr>
+            <w:r>
+              <w:t xml:space="preserve"> </w:t>
+            </w:r>
+          </w:p>
+        </w:tc>
+        <w:tc>
+          <w:tcPr>
+            <w:tcW w:type="dxa" w:w="680"/>
+            <w:tcBorders>
+              <w:top w:val="single" w:color="cccccc" w:sz="1"/>
+              <w:left w:val="single" w:color="cccccc" w:sz="1"/>
+              <w:bottom w:val="single" w:color="cccccc" w:sz="1"/>
+              <w:right w:val="single" w:color="cccccc" w:sz="1"/>
+            </w:tcBorders>
+            <w:vAlign w:val="bottom"/>
+          </w:tcPr>
+          <w:p>
+            <w:pPr>
+              <w:spacing w:before="0" w:after="0" w:line="240" w:lineRule="auto"/>
+              <w:jc w:val="center"/>
+              <w:textAlignment w:val="center"/>
+            </w:pPr>
+            <w:r>
+              <w:rPr>
+                <w:color w:val="999999"/>
+                <w:sz w:val="10"/>
+                <w:szCs w:val="10"/>
+              </w:rPr>
+              <w:t xml:space="preserve">50</w:t>
+            </w:r>
+          </w:p>
+        </w:tc>
+        <w:tc>
+          <w:tcPr>
+            <w:tcW w:type="dxa" w:w="680"/>
+            <w:tcBorders>
+              <w:top w:val="single" w:color="cccccc" w:sz="1"/>
+              <w:left w:val="single" w:color="cccccc" w:sz="1"/>
+              <w:bottom w:val="single" w:color="cccccc" w:sz="1"/>
+              <w:right w:val="single" w:color="cccccc" w:sz="1"/>
+            </w:tcBorders>
+            <w:vAlign w:val="center"/>
+          </w:tcPr>
+          <w:p>
+            <w:pPr>
+              <w:spacing w:line="240" w:lineRule="auto"/>
+              <w:jc w:val="center"/>
+              <w:textAlignment w:val="center"/>
+            </w:pPr>
+            <w:r>
+              <w:t xml:space="preserve"> </w:t>
+            </w:r>
+          </w:p>
+        </w:tc>
+        <w:tc>
+          <w:tcPr>
+            <w:tcW w:type="dxa" w:w="680"/>
+            <w:tcBorders>
+              <w:top w:val="single" w:color="cccccc" w:sz="1"/>
+              <w:left w:val="single" w:color="cccccc" w:sz="1"/>
+              <w:bottom w:val="single" w:color="cccccc" w:sz="1"/>
+              <w:right w:val="single" w:color="cccccc" w:sz="1"/>
+            </w:tcBorders>
+            <w:vAlign w:val="center"/>
+          </w:tcPr>
+          <w:p>
+            <w:pPr>
+              <w:spacing w:line="240" w:lineRule="auto"/>
+              <w:jc w:val="center"/>
+              <w:textAlignment w:val="center"/>
+            </w:pPr>
+            <w:r>
+              <w:t xml:space="preserve"> </w:t>
+            </w:r>
+          </w:p>
+        </w:tc>
+      </w:tr>
+      <w:tr>
+        <w:trPr>
+          <w:trHeight w:val="680" w:hRule="exact"/>
+        </w:trPr>
+        <w:tc>
+          <w:tcPr>
+            <w:tcW w:type="dxa" w:w="680"/>
+            <w:tcBorders>
+              <w:top w:val="single" w:color="cccccc" w:sz="1"/>
+              <w:left w:val="single" w:color="cccccc" w:sz="1"/>
+              <w:bottom w:val="single" w:color="cccccc" w:sz="1"/>
+              <w:right w:val="single" w:color="cccccc" w:sz="1"/>
+            </w:tcBorders>
+            <w:vAlign w:val="center"/>
+          </w:tcPr>
+          <w:p>
+            <w:pPr>
+              <w:spacing w:line="240" w:lineRule="auto"/>
+              <w:jc w:val="center"/>
+              <w:textAlignment w:val="center"/>
+            </w:pPr>
+            <w:r>
+              <w:t xml:space="preserve"> </w:t>
+            </w:r>
+          </w:p>
+        </w:tc>
+        <w:tc>
+          <w:tcPr>
+            <w:tcW w:type="dxa" w:w="680"/>
+            <w:tcBorders>
+              <w:top w:val="single" w:color="cccccc" w:sz="1"/>
+              <w:left w:val="single" w:color="cccccc" w:sz="1"/>
+              <w:bottom w:val="single" w:color="cccccc" w:sz="1"/>
+              <w:right w:val="single" w:color="cccccc" w:sz="1"/>
+            </w:tcBorders>
+            <w:vAlign w:val="center"/>
+          </w:tcPr>
+          <w:p>
+            <w:pPr>
+              <w:spacing w:line="240" w:lineRule="auto"/>
+              <w:jc w:val="center"/>
+              <w:textAlignment w:val="center"/>
+            </w:pPr>
+            <w:r>
+              <w:t xml:space="preserve"> </w:t>
+            </w:r>
+          </w:p>
+        </w:tc>
+        <w:tc>
+          <w:tcPr>
+            <w:tcW w:type="dxa" w:w="680"/>
+            <w:tcBorders>
+              <w:top w:val="single" w:color="cccccc" w:sz="1"/>
+              <w:left w:val="single" w:color="cccccc" w:sz="1"/>
+              <w:bottom w:val="single" w:color="cccccc" w:sz="1"/>
+              <w:right w:val="single" w:color="cccccc" w:sz="1"/>
+            </w:tcBorders>
+            <w:vAlign w:val="center"/>
+          </w:tcPr>
+          <w:p>
+            <w:pPr>
+              <w:spacing w:line="240" w:lineRule="auto"/>
+              <w:jc w:val="center"/>
+              <w:textAlignment w:val="center"/>
+            </w:pPr>
+            <w:r>
+              <w:t xml:space="preserve"> </w:t>
+            </w:r>
+          </w:p>
+        </w:tc>
+        <w:tc>
+          <w:tcPr>
+            <w:tcW w:type="dxa" w:w="680"/>
+            <w:tcBorders>
+              <w:top w:val="single" w:color="cccccc" w:sz="1"/>
+              <w:left w:val="single" w:color="cccccc" w:sz="1"/>
+              <w:bottom w:val="single" w:color="cccccc" w:sz="1"/>
+              <w:right w:val="single" w:color="cccccc" w:sz="1"/>
+            </w:tcBorders>
+            <w:vAlign w:val="center"/>
+          </w:tcPr>
+          <w:p>
+            <w:pPr>
+              <w:spacing w:line="240" w:lineRule="auto"/>
+              <w:jc w:val="center"/>
+              <w:textAlignment w:val="center"/>
+            </w:pPr>
+            <w:r>
+              <w:t xml:space="preserve"> </w:t>
+            </w:r>
+          </w:p>
+        </w:tc>
+        <w:tc>
+          <w:tcPr>
+            <w:tcW w:type="dxa" w:w="680"/>
+            <w:tcBorders>
+              <w:top w:val="single" w:color="cccccc" w:sz="1"/>
+              <w:left w:val="single" w:color="cccccc" w:sz="1"/>
+              <w:bottom w:val="single" w:color="cccccc" w:sz="1"/>
+              <w:right w:val="single" w:color="cccccc" w:sz="1"/>
+            </w:tcBorders>
+            <w:vAlign w:val="center"/>
+          </w:tcPr>
+          <w:p>
+            <w:pPr>
+              <w:spacing w:line="240" w:lineRule="auto"/>
+              <w:jc w:val="center"/>
+              <w:textAlignment w:val="center"/>
+            </w:pPr>
+            <w:r>
+              <w:t xml:space="preserve"> </w:t>
+            </w:r>
+          </w:p>
+        </w:tc>
+        <w:tc>
+          <w:tcPr>
+            <w:tcW w:type="dxa" w:w="680"/>
+            <w:tcBorders>
+              <w:top w:val="single" w:color="cccccc" w:sz="1"/>
+              <w:left w:val="single" w:color="cccccc" w:sz="1"/>
+              <w:bottom w:val="single" w:color="cccccc" w:sz="1"/>
+              <w:right w:val="single" w:color="cccccc" w:sz="1"/>
+            </w:tcBorders>
+            <w:vAlign w:val="center"/>
+          </w:tcPr>
+          <w:p>
+            <w:pPr>
+              <w:spacing w:line="240" w:lineRule="auto"/>
+              <w:jc w:val="center"/>
+              <w:textAlignment w:val="center"/>
+            </w:pPr>
+            <w:r>
+              <w:t xml:space="preserve"> </w:t>
+            </w:r>
+          </w:p>
+        </w:tc>
+        <w:tc>
+          <w:tcPr>
+            <w:tcW w:type="dxa" w:w="680"/>
+            <w:tcBorders>
+              <w:top w:val="single" w:color="cccccc" w:sz="1"/>
+              <w:left w:val="single" w:color="cccccc" w:sz="1"/>
+              <w:bottom w:val="single" w:color="cccccc" w:sz="1"/>
+              <w:right w:val="single" w:color="cccccc" w:sz="1"/>
+            </w:tcBorders>
+            <w:vAlign w:val="center"/>
+          </w:tcPr>
+          <w:p>
+            <w:pPr>
+              <w:spacing w:line="240" w:lineRule="auto"/>
+              <w:jc w:val="center"/>
+              <w:textAlignment w:val="center"/>
+            </w:pPr>
+            <w:r>
+              <w:t xml:space="preserve"> </w:t>
+            </w:r>
+          </w:p>
+        </w:tc>
+        <w:tc>
+          <w:tcPr>
+            <w:tcW w:type="dxa" w:w="680"/>
+            <w:tcBorders>
+              <w:top w:val="single" w:color="cccccc" w:sz="1"/>
+              <w:left w:val="single" w:color="cccccc" w:sz="1"/>
+              <w:bottom w:val="single" w:color="cccccc" w:sz="1"/>
+              <w:right w:val="single" w:color="cccccc" w:sz="1"/>
+            </w:tcBorders>
+            <w:vAlign w:val="center"/>
+          </w:tcPr>
+          <w:p>
+            <w:pPr>
+              <w:spacing w:line="240" w:lineRule="auto"/>
+              <w:jc w:val="center"/>
+              <w:textAlignment w:val="center"/>
+            </w:pPr>
+            <w:r>
+              <w:t xml:space="preserve"> </w:t>
+            </w:r>
+          </w:p>
+        </w:tc>
+        <w:tc>
+          <w:tcPr>
+            <w:tcW w:type="dxa" w:w="680"/>
+            <w:tcBorders>
+              <w:top w:val="single" w:color="cccccc" w:sz="1"/>
+              <w:left w:val="single" w:color="cccccc" w:sz="1"/>
+              <w:bottom w:val="single" w:color="cccccc" w:sz="1"/>
+              <w:right w:val="single" w:color="cccccc" w:sz="1"/>
+            </w:tcBorders>
+            <w:vAlign w:val="center"/>
+          </w:tcPr>
+          <w:p>
+            <w:pPr>
+              <w:spacing w:line="240" w:lineRule="auto"/>
+              <w:jc w:val="center"/>
+              <w:textAlignment w:val="center"/>
+            </w:pPr>
+            <w:r>
+              <w:t xml:space="preserve"> </w:t>
+            </w:r>
+          </w:p>
+        </w:tc>
+        <w:tc>
+          <w:tcPr>
+            <w:tcW w:type="dxa" w:w="680"/>
+            <w:tcBorders>
+              <w:top w:val="single" w:color="cccccc" w:sz="1"/>
+              <w:left w:val="single" w:color="cccccc" w:sz="1"/>
+              <w:bottom w:val="single" w:color="cccccc" w:sz="1"/>
+              <w:right w:val="single" w:color="cccccc" w:sz="1"/>
+            </w:tcBorders>
+            <w:vAlign w:val="center"/>
+          </w:tcPr>
+          <w:p>
+            <w:pPr>
+              <w:spacing w:line="240" w:lineRule="auto"/>
+              <w:jc w:val="center"/>
+              <w:textAlignment w:val="center"/>
+            </w:pPr>
+            <w:r>
+              <w:t xml:space="preserve"> </w:t>
+            </w:r>
+          </w:p>
+        </w:tc>
+        <w:tc>
+          <w:tcPr>
+            <w:tcW w:type="dxa" w:w="680"/>
+            <w:tcBorders>
+              <w:top w:val="single" w:color="cccccc" w:sz="1"/>
+              <w:left w:val="single" w:color="cccccc" w:sz="1"/>
+              <w:bottom w:val="single" w:color="cccccc" w:sz="1"/>
+              <w:right w:val="single" w:color="cccccc" w:sz="1"/>
+            </w:tcBorders>
+            <w:vAlign w:val="center"/>
+          </w:tcPr>
+          <w:p>
+            <w:pPr>
+              <w:spacing w:line="240" w:lineRule="auto"/>
+              <w:jc w:val="center"/>
+              <w:textAlignment w:val="center"/>
+            </w:pPr>
+            <w:r>
+              <w:t xml:space="preserve"> </w:t>
+            </w:r>
+          </w:p>
+        </w:tc>
+        <w:tc>
+          <w:tcPr>
+            <w:tcW w:type="dxa" w:w="680"/>
+            <w:tcBorders>
+              <w:top w:val="single" w:color="cccccc" w:sz="1"/>
+              <w:left w:val="single" w:color="cccccc" w:sz="1"/>
+              <w:bottom w:val="single" w:color="cccccc" w:sz="1"/>
+              <w:right w:val="single" w:color="cccccc" w:sz="1"/>
+            </w:tcBorders>
+            <w:vAlign w:val="center"/>
+          </w:tcPr>
+          <w:p>
+            <w:pPr>
+              <w:spacing w:line="240" w:lineRule="auto"/>
+              <w:jc w:val="center"/>
+              <w:textAlignment w:val="center"/>
+            </w:pPr>
+            <w:r>
+              <w:t xml:space="preserve"> </w:t>
+            </w:r>
+          </w:p>
+        </w:tc>
+        <w:tc>
+          <w:tcPr>
+            <w:tcW w:type="dxa" w:w="680"/>
+            <w:tcBorders>
+              <w:top w:val="single" w:color="cccccc" w:sz="1"/>
+              <w:left w:val="single" w:color="cccccc" w:sz="1"/>
+              <w:bottom w:val="single" w:color="cccccc" w:sz="1"/>
+              <w:right w:val="single" w:color="cccccc" w:sz="1"/>
+            </w:tcBorders>
+            <w:vAlign w:val="center"/>
           </w:tcPr>
           <w:p>
             <w:pPr>
@@ -899,6 +1539,17 @@
         </w:tc>
       </w:tr>
     </w:tbl>
+    <w:p>
+      <w:pPr>
+        <w:spacing w:after="220"/>
+      </w:pPr>
+      <w:r>
+        <w:rPr>
+          <w:sz w:val="2"/>
+          <w:szCs w:val="2"/>
+        </w:rPr>
+      </w:r>
+    </w:p>
     <w:p>
       <w:pPr>
         <w:pStyle w:val="Heading2"/>
@@ -913,7 +1564,302 @@
           <w:szCs w:val="2"/>
           <w:rFonts w:ascii="SimSun" w:cs="SimSun" w:eastAsia="SimSun" w:hAnsi="SimSun"/>
         </w:rPr>
-        <w:t xml:space="preserve">二、作图网格</w:t>
+        <w:t xml:space="preserve">二、方框填空（行内混排对齐）</w:t>
+      </w:r>
+    </w:p>
+    <w:p>
+      <w:pPr>
+        <w:spacing w:before="80" w:after="80"/>
+      </w:pPr>
+      <w:r>
+        <w:rPr>
+          <w:color w:val="000000"/>
+          <w:sz w:val="24"/>
+          <w:szCs w:val="24"/>
+          <w:rFonts w:ascii="SimSun" w:cs="SimSun" w:eastAsia="SimSun" w:hAnsi="SimSun"/>
+        </w:rPr>
+        <w:t xml:space="preserve">4 × 6 = </w:t>
+      </w:r>
+      <w:r>
+        <w:rPr>
+          <w:rFonts w:ascii="SimSun" w:hAnsi="SimSun" w:eastAsia="SimSun" w:hint="eastAsia"/>
+          <w:sz w:val="24"/>
+          <w:szCs w:val="24"/>
+          <w:noBreak/>
+        </w:rPr>
+        <w:t xml:space="preserve">‌</w:t>
+      </w:r>
+      <w:r>
+        <w:rPr>
+          <w:rFonts w:ascii="SimSun" w:hAnsi="SimSun" w:eastAsia="SimSun" w:hint="eastAsia"/>
+          <w:sz w:val="24"/>
+          <w:szCs w:val="24"/>
+          <w:noBreak/>
+        </w:rPr>
+        <w:drawing xmlns:wpg="http://schemas.microsoft.com/office/word/2010/wordprocessingGroup" xmlns:wps="http://schemas.microsoft.com/office/word/2010/wordprocessingShape">
+          <wp:anchor distT="0" distB="0" distL="0" distR="0" relativeHeight="251659264" behindDoc="0" locked="0" layoutInCell="1" allowOverlap="1" simplePos="0">
+            <wp:simplePos x="0" y="0"/>
+            <wp:positionH relativeFrom="character">
+              <wp:posOffset>76200</wp:posOffset>
+            </wp:positionH>
+            <wp:positionV relativeFrom="line">
+              <wp:posOffset>-38100</wp:posOffset>
+            </wp:positionV>
+            <wp:extent cx="274320" cy="274320"/>
+            <wp:effectExtent l="0" t="0" r="9525" b="9525"/>
+            <wp:wrapNone/>
+            <wp:docPr id="94187" name="SquareBoxGrid"/>
+            <wp:cNvGraphicFramePr/>
+            <a:graphic xmlns:a="http://schemas.openxmlformats.org/drawingml/2006/main">
+              <a:graphicData uri="http://schemas.microsoft.com/office/word/2010/wordprocessingGroup">
+                <wpg:wgp>
+                  <wpg:cNvGrpSpPr/>
+                  <wpg:grpSpPr>
+                    <a:xfrm>
+                      <a:off x="0" y="0"/>
+                      <a:ext cx="274320" cy="274320"/>
+                      <a:chOff x="0" y="0"/>
+                      <a:chExt cx="274320" cy="274320"/>
+                    </a:xfrm>
+                  </wpg:grpSpPr>
+                  <wps:wsp>
+                    <wps:cNvPr id="94188" name="SQBX-Box"/>
+                    <wps:cNvSpPr/>
+                    <wps:spPr>
+                      <a:xfrm>
+                        <a:off x="0" y="0"/>
+                        <a:ext cx="274320" cy="274320"/>
+                      </a:xfrm>
+                      <a:prstGeom prst="rect">
+                        <a:avLst/>
+                      </a:prstGeom>
+                      <a:noFill/>
+                      <a:ln w="12700">
+                        <a:solidFill>
+                          <a:srgbClr val="333333"/>
+                        </a:solidFill>
+                      </a:ln>
+                    </wps:spPr>
+                    <wps:bodyPr/>
+                  </wps:wsp>
+                  <wps:wsp>
+                    <wps:cNvPr id="94189" name="TZG-Char"/>
+                    <wps:cNvSpPr txBox="1"/>
+                    <wps:spPr>
+                      <a:xfrm>
+                        <a:off x="0" y="0"/>
+                        <a:ext cx="274320" cy="274320"/>
+                      </a:xfrm>
+                      <a:prstGeom prst="rect">
+                        <a:avLst/>
+                      </a:prstGeom>
+                      <a:noFill/>
+                    </wps:spPr>
+                    <wps:txbx>
+                      <w:txbxContent>
+                        <w:p>
+                          <w:pPr>
+                            <w:rPr>
+                              <w:sz w:val="31"/>
+                              <w:szCs w:val="31"/>
+                            </w:rPr>
+                            <w:ind w:left="3"/>
+                            <w:spacing w:before="0"/>
+                            <w:jc w:val="center"/>
+                          </w:pPr>
+                          <w:r>
+                            <w:rPr>
+                              <w:rFonts w:ascii="SimSun" w:hAnsi="SimSun" w:eastAsia="SimSun"/>
+                              <w:sz w:val="31"/>
+                              <w:szCs w:val="31"/>
+                            </w:rPr>
+                            <w:t>24</w:t>
+                          </w:r>
+                        </w:p>
+                      </w:txbxContent>
+                    </wps:txbx>
+                    <wps:bodyPr lIns="0" rIns="0" tIns="0" bIns="0" anchor="ctr"/>
+                  </wps:wsp>
+                </wpg:wgp>
+              </a:graphicData>
+            </a:graphic>
+          </wp:anchor>
+        </w:drawing>
+      </w:r>
+      <w:r>
+        <w:rPr>
+          <w:rFonts w:ascii="SimSun" w:hAnsi="SimSun" w:eastAsia="SimSun" w:hint="eastAsia"/>
+          <w:spacing w:val="480"/>
+          <w:sz w:val="24"/>
+          <w:szCs w:val="24"/>
+          <w:noBreak/>
+        </w:rPr>
+        <w:t xml:space="preserve"> </w:t>
+      </w:r>
+      <w:r>
+        <w:rPr>
+          <w:color w:val="000000"/>
+          <w:sz w:val="24"/>
+          <w:szCs w:val="24"/>
+          <w:rFonts w:ascii="SimSun" w:cs="SimSun" w:eastAsia="SimSun" w:hAnsi="SimSun"/>
+        </w:rPr>
+        <w:t xml:space="preserve">　7 + 8 = 15　9 - </w:t>
+      </w:r>
+      <w:r>
+        <w:rPr>
+          <w:rFonts w:ascii="SimSun" w:hAnsi="SimSun" w:eastAsia="SimSun" w:hint="eastAsia"/>
+          <w:sz w:val="24"/>
+          <w:szCs w:val="24"/>
+          <w:noBreak/>
+        </w:rPr>
+        <w:t xml:space="preserve">‌</w:t>
+      </w:r>
+      <w:r>
+        <w:rPr>
+          <w:rFonts w:ascii="SimSun" w:hAnsi="SimSun" w:eastAsia="SimSun" w:hint="eastAsia"/>
+          <w:sz w:val="24"/>
+          <w:szCs w:val="24"/>
+          <w:noBreak/>
+        </w:rPr>
+        <w:drawing xmlns:wpg="http://schemas.microsoft.com/office/word/2010/wordprocessingGroup" xmlns:wps="http://schemas.microsoft.com/office/word/2010/wordprocessingShape">
+          <wp:anchor distT="0" distB="0" distL="0" distR="0" relativeHeight="251659264" behindDoc="0" locked="0" layoutInCell="1" allowOverlap="1" simplePos="0">
+            <wp:simplePos x="0" y="0"/>
+            <wp:positionH relativeFrom="character">
+              <wp:posOffset>76200</wp:posOffset>
+            </wp:positionH>
+            <wp:positionV relativeFrom="line">
+              <wp:posOffset>-38100</wp:posOffset>
+            </wp:positionV>
+            <wp:extent cx="274320" cy="274320"/>
+            <wp:effectExtent l="0" t="0" r="9525" b="9525"/>
+            <wp:wrapNone/>
+            <wp:docPr id="115069" name="SquareBoxGrid"/>
+            <wp:cNvGraphicFramePr/>
+            <a:graphic xmlns:a="http://schemas.openxmlformats.org/drawingml/2006/main">
+              <a:graphicData uri="http://schemas.microsoft.com/office/word/2010/wordprocessingGroup">
+                <wpg:wgp>
+                  <wpg:cNvGrpSpPr/>
+                  <wpg:grpSpPr>
+                    <a:xfrm>
+                      <a:off x="0" y="0"/>
+                      <a:ext cx="274320" cy="274320"/>
+                      <a:chOff x="0" y="0"/>
+                      <a:chExt cx="274320" cy="274320"/>
+                    </a:xfrm>
+                  </wpg:grpSpPr>
+                  <wps:wsp>
+                    <wps:cNvPr id="115070" name="SQBX-Box"/>
+                    <wps:cNvSpPr/>
+                    <wps:spPr>
+                      <a:xfrm>
+                        <a:off x="0" y="0"/>
+                        <a:ext cx="274320" cy="274320"/>
+                      </a:xfrm>
+                      <a:prstGeom prst="rect">
+                        <a:avLst/>
+                      </a:prstGeom>
+                      <a:noFill/>
+                      <a:ln w="12700">
+                        <a:solidFill>
+                          <a:srgbClr val="333333"/>
+                        </a:solidFill>
+                      </a:ln>
+                    </wps:spPr>
+                    <wps:bodyPr/>
+                  </wps:wsp>
+                  <wps:wsp>
+                    <wps:cNvPr id="115071" name="TZG-Char"/>
+                    <wps:cNvSpPr txBox="1"/>
+                    <wps:spPr>
+                      <a:xfrm>
+                        <a:off x="0" y="0"/>
+                        <a:ext cx="274320" cy="274320"/>
+                      </a:xfrm>
+                      <a:prstGeom prst="rect">
+                        <a:avLst/>
+                      </a:prstGeom>
+                      <a:noFill/>
+                    </wps:spPr>
+                    <wps:txbx>
+                      <w:txbxContent>
+                        <w:p>
+                          <w:pPr>
+                            <w:rPr>
+                              <w:sz w:val="31"/>
+                              <w:szCs w:val="31"/>
+                            </w:rPr>
+                            <w:ind w:left="3"/>
+                            <w:spacing w:before="0"/>
+                            <w:jc w:val="center"/>
+                          </w:pPr>
+                          <w:r>
+                            <w:rPr>
+                              <w:rFonts w:ascii="SimSun" w:hAnsi="SimSun" w:eastAsia="SimSun"/>
+                              <w:sz w:val="31"/>
+                              <w:szCs w:val="31"/>
+                            </w:rPr>
+                            <w:t>3</w:t>
+                          </w:r>
+                        </w:p>
+                      </w:txbxContent>
+                    </wps:txbx>
+                    <wps:bodyPr lIns="0" rIns="0" tIns="0" bIns="0" anchor="ctr"/>
+                  </wps:wsp>
+                </wpg:wgp>
+              </a:graphicData>
+            </a:graphic>
+          </wp:anchor>
+        </w:drawing>
+      </w:r>
+      <w:r>
+        <w:rPr>
+          <w:rFonts w:ascii="SimSun" w:hAnsi="SimSun" w:eastAsia="SimSun" w:hint="eastAsia"/>
+          <w:spacing w:val="480"/>
+          <w:sz w:val="24"/>
+          <w:szCs w:val="24"/>
+          <w:noBreak/>
+        </w:rPr>
+        <w:t xml:space="preserve"> </w:t>
+      </w:r>
+      <w:r>
+        <w:rPr>
+          <w:color w:val="000000"/>
+          <w:sz w:val="24"/>
+          <w:szCs w:val="24"/>
+          <w:rFonts w:ascii="SimSun" w:cs="SimSun" w:eastAsia="SimSun" w:hAnsi="SimSun"/>
+        </w:rPr>
+        <w:t xml:space="preserve"> = 6</w:t>
+      </w:r>
+    </w:p>
+    <w:p>
+      <w:pPr>
+        <w:pStyle w:val="Heading2"/>
+        <w:spacing w:before="160" w:after="100"/>
+      </w:pPr>
+      <w:r>
+        <w:rPr>
+          <w:b/>
+          <w:bCs/>
+          <w:color w:val="000000"/>
+          <w:sz w:val="2"/>
+          <w:szCs w:val="2"/>
+          <w:rFonts w:ascii="SimSun" w:cs="SimSun" w:eastAsia="SimSun" w:hAnsi="SimSun"/>
+        </w:rPr>
+        <w:t xml:space="preserve">三、作图网格</w:t>
+      </w:r>
+    </w:p>
+    <w:p>
+      <w:pPr>
+        <w:spacing w:before="80" w:after="80"/>
+      </w:pPr>
+      <w:r>
+        <w:rPr>
+          <w:color w:val="000000"/>
+          <w:sz w:val="24"/>
+          <w:szCs w:val="24"/>
+          <w:rFonts w:ascii="SimSun" w:cs="SimSun" w:eastAsia="SimSun" w:hAnsi="SimSun"/>
+        </w:rPr>
+        <w:t xml:space="preserve">在方格纸上画一画：</w:t>
       </w:r>
     </w:p>
     <w:tbl>
@@ -2906,375 +3852,15 @@
     </w:tbl>
     <w:p>
       <w:pPr>
-        <w:pStyle w:val="Heading2"/>
-        <w:spacing w:before="160" w:after="100"/>
+        <w:spacing w:after="240"/>
       </w:pPr>
       <w:r>
         <w:rPr>
-          <w:b/>
-          <w:bCs/>
-          <w:color w:val="000000"/>
           <w:sz w:val="2"/>
           <w:szCs w:val="2"/>
-          <w:rFonts w:ascii="SimSun" w:cs="SimSun" w:eastAsia="SimSun" w:hAnsi="SimSun"/>
         </w:rPr>
-        <w:t xml:space="preserve">三、方框填空</w:t>
       </w:r>
     </w:p>
-    <w:p>
-      <w:pPr>
-        <w:spacing w:before="80" w:after="80"/>
-      </w:pPr>
-      <w:r>
-        <w:rPr>
-          <w:rFonts w:ascii="SimSun" w:hAnsi="SimSun" w:eastAsia="SimSun" w:hint="eastAsia"/>
-          <w:sz w:val="24"/>
-          <w:szCs w:val="24"/>
-          <w:noBreak/>
-        </w:rPr>
-        <w:t xml:space="preserve">‌</w:t>
-      </w:r>
-      <w:r>
-        <w:rPr>
-          <w:rFonts w:ascii="SimSun" w:hAnsi="SimSun" w:eastAsia="SimSun" w:hint="eastAsia"/>
-          <w:sz w:val="24"/>
-          <w:szCs w:val="24"/>
-          <w:noBreak/>
-        </w:rPr>
-        <w:drawing xmlns:wpg="http://schemas.microsoft.com/office/word/2010/wordprocessingGroup" xmlns:wps="http://schemas.microsoft.com/office/word/2010/wordprocessingShape">
-          <wp:anchor distT="0" distB="0" distL="0" distR="0" relativeHeight="251659264" behindDoc="0" locked="0" layoutInCell="1" allowOverlap="1" simplePos="0">
-            <wp:simplePos x="0" y="0"/>
-            <wp:positionH relativeFrom="character">
-              <wp:posOffset>76200</wp:posOffset>
-            </wp:positionH>
-            <wp:positionV relativeFrom="line">
-              <wp:posOffset>38100</wp:posOffset>
-            </wp:positionV>
-            <wp:extent cx="274320" cy="274320"/>
-            <wp:effectExtent l="0" t="0" r="9525" b="9525"/>
-            <wp:wrapNone/>
-            <wp:docPr id="73015" name="SquareBoxGrid"/>
-            <wp:cNvGraphicFramePr/>
-            <a:graphic xmlns:a="http://schemas.openxmlformats.org/drawingml/2006/main">
-              <a:graphicData uri="http://schemas.microsoft.com/office/word/2010/wordprocessingGroup">
-                <wpg:wgp>
-                  <wpg:cNvGrpSpPr/>
-                  <wpg:grpSpPr>
-                    <a:xfrm>
-                      <a:off x="0" y="0"/>
-                      <a:ext cx="274320" cy="274320"/>
-                      <a:chOff x="0" y="0"/>
-                      <a:chExt cx="274320" cy="274320"/>
-                    </a:xfrm>
-                  </wpg:grpSpPr>
-                  <wps:wsp>
-                    <wps:cNvPr id="73016" name="SQBX-Box"/>
-                    <wps:cNvSpPr/>
-                    <wps:spPr>
-                      <a:xfrm>
-                        <a:off x="0" y="0"/>
-                        <a:ext cx="274320" cy="274320"/>
-                      </a:xfrm>
-                      <a:prstGeom prst="rect">
-                        <a:avLst/>
-                      </a:prstGeom>
-                      <a:noFill/>
-                      <a:ln w="12700">
-                        <a:solidFill>
-                          <a:srgbClr val="333333"/>
-                        </a:solidFill>
-                      </a:ln>
-                    </wps:spPr>
-                    <wps:bodyPr/>
-                  </wps:wsp>
-                  <wps:wsp>
-                    <wps:cNvPr id="73017" name="TZG-Char"/>
-                    <wps:cNvSpPr txBox="1"/>
-                    <wps:spPr>
-                      <a:xfrm>
-                        <a:off x="0" y="0"/>
-                        <a:ext cx="274320" cy="274320"/>
-                      </a:xfrm>
-                      <a:prstGeom prst="rect">
-                        <a:avLst/>
-                      </a:prstGeom>
-                      <a:noFill/>
-                    </wps:spPr>
-                    <wps:txbx>
-                      <w:txbxContent>
-                        <w:p>
-                          <w:pPr>
-                            <w:rPr>
-                              <w:sz w:val="31"/>
-                              <w:szCs w:val="31"/>
-                            </w:rPr>
-                            <w:ind w:left="3"/>
-                            <w:spacing w:before="0"/>
-                            <w:jc w:val="center"/>
-                          </w:pPr>
-                          <w:r>
-                            <w:rPr>
-                              <w:rFonts w:ascii="SimSun" w:hAnsi="SimSun" w:eastAsia="SimSun"/>
-                              <w:sz w:val="31"/>
-                              <w:szCs w:val="31"/>
-                            </w:rPr>
-                            <w:t>4</w:t>
-                          </w:r>
-                        </w:p>
-                      </w:txbxContent>
-                    </wps:txbx>
-                    <wps:bodyPr lIns="0" rIns="0" tIns="0" bIns="0" anchor="ctr"/>
-                  </wps:wsp>
-                </wpg:wgp>
-              </a:graphicData>
-            </a:graphic>
-          </wp:anchor>
-        </w:drawing>
-      </w:r>
-      <w:r>
-        <w:rPr>
-          <w:rFonts w:ascii="SimSun" w:hAnsi="SimSun" w:eastAsia="SimSun" w:hint="eastAsia"/>
-          <w:spacing w:val="480"/>
-          <w:sz w:val="24"/>
-          <w:szCs w:val="24"/>
-          <w:noBreak/>
-        </w:rPr>
-        <w:t xml:space="preserve"> </w:t>
-      </w:r>
-      <w:r>
-        <w:rPr>
-          <w:color w:val="000000"/>
-          <w:sz w:val="24"/>
-          <w:szCs w:val="24"/>
-          <w:rFonts w:ascii="SimSun" w:cs="SimSun" w:eastAsia="SimSun" w:hAnsi="SimSun"/>
-        </w:rPr>
-        <w:t xml:space="preserve"> × 6 = 24　</w:t>
-      </w:r>
-      <w:r>
-        <w:rPr>
-          <w:rFonts w:ascii="SimSun" w:hAnsi="SimSun" w:eastAsia="SimSun" w:hint="eastAsia"/>
-          <w:sz w:val="24"/>
-          <w:szCs w:val="24"/>
-          <w:noBreak/>
-        </w:rPr>
-        <w:t xml:space="preserve">‌</w:t>
-      </w:r>
-      <w:r>
-        <w:rPr>
-          <w:rFonts w:ascii="SimSun" w:hAnsi="SimSun" w:eastAsia="SimSun" w:hint="eastAsia"/>
-          <w:sz w:val="24"/>
-          <w:szCs w:val="24"/>
-          <w:noBreak/>
-        </w:rPr>
-        <w:drawing xmlns:wpg="http://schemas.microsoft.com/office/word/2010/wordprocessingGroup" xmlns:wps="http://schemas.microsoft.com/office/word/2010/wordprocessingShape">
-          <wp:anchor distT="0" distB="0" distL="0" distR="0" relativeHeight="251659264" behindDoc="0" locked="0" layoutInCell="1" allowOverlap="1" simplePos="0">
-            <wp:simplePos x="0" y="0"/>
-            <wp:positionH relativeFrom="character">
-              <wp:posOffset>76200</wp:posOffset>
-            </wp:positionH>
-            <wp:positionV relativeFrom="line">
-              <wp:posOffset>38100</wp:posOffset>
-            </wp:positionV>
-            <wp:extent cx="274320" cy="274320"/>
-            <wp:effectExtent l="0" t="0" r="9525" b="9525"/>
-            <wp:wrapNone/>
-            <wp:docPr id="72998" name="SquareBoxGrid"/>
-            <wp:cNvGraphicFramePr/>
-            <a:graphic xmlns:a="http://schemas.openxmlformats.org/drawingml/2006/main">
-              <a:graphicData uri="http://schemas.microsoft.com/office/word/2010/wordprocessingGroup">
-                <wpg:wgp>
-                  <wpg:cNvGrpSpPr/>
-                  <wpg:grpSpPr>
-                    <a:xfrm>
-                      <a:off x="0" y="0"/>
-                      <a:ext cx="274320" cy="274320"/>
-                      <a:chOff x="0" y="0"/>
-                      <a:chExt cx="274320" cy="274320"/>
-                    </a:xfrm>
-                  </wpg:grpSpPr>
-                  <wps:wsp>
-                    <wps:cNvPr id="72999" name="SQBX-Box"/>
-                    <wps:cNvSpPr/>
-                    <wps:spPr>
-                      <a:xfrm>
-                        <a:off x="0" y="0"/>
-                        <a:ext cx="274320" cy="274320"/>
-                      </a:xfrm>
-                      <a:prstGeom prst="rect">
-                        <a:avLst/>
-                      </a:prstGeom>
-                      <a:noFill/>
-                      <a:ln w="12700">
-                        <a:solidFill>
-                          <a:srgbClr val="333333"/>
-                        </a:solidFill>
-                      </a:ln>
-                    </wps:spPr>
-                    <wps:bodyPr/>
-                  </wps:wsp>
-                  <wps:wsp>
-                    <wps:cNvPr id="73000" name="TZG-Char"/>
-                    <wps:cNvSpPr txBox="1"/>
-                    <wps:spPr>
-                      <a:xfrm>
-                        <a:off x="0" y="0"/>
-                        <a:ext cx="274320" cy="274320"/>
-                      </a:xfrm>
-                      <a:prstGeom prst="rect">
-                        <a:avLst/>
-                      </a:prstGeom>
-                      <a:noFill/>
-                    </wps:spPr>
-                    <wps:txbx>
-                      <w:txbxContent>
-                        <w:p>
-                          <w:pPr>
-                            <w:rPr>
-                              <w:sz w:val="31"/>
-                              <w:szCs w:val="31"/>
-                            </w:rPr>
-                            <w:ind w:left="3"/>
-                            <w:spacing w:before="0"/>
-                            <w:jc w:val="center"/>
-                          </w:pPr>
-                          <w:r>
-                            <w:rPr>
-                              <w:rFonts w:ascii="SimSun" w:hAnsi="SimSun" w:eastAsia="SimSun"/>
-                              <w:sz w:val="31"/>
-                              <w:szCs w:val="31"/>
-                            </w:rPr>
-                            <w:t>7</w:t>
-                          </w:r>
-                        </w:p>
-                      </w:txbxContent>
-                    </wps:txbx>
-                    <wps:bodyPr lIns="0" rIns="0" tIns="0" bIns="0" anchor="ctr"/>
-                  </wps:wsp>
-                </wpg:wgp>
-              </a:graphicData>
-            </a:graphic>
-          </wp:anchor>
-        </w:drawing>
-      </w:r>
-      <w:r>
-        <w:rPr>
-          <w:rFonts w:ascii="SimSun" w:hAnsi="SimSun" w:eastAsia="SimSun" w:hint="eastAsia"/>
-          <w:spacing w:val="480"/>
-          <w:sz w:val="24"/>
-          <w:szCs w:val="24"/>
-          <w:noBreak/>
-        </w:rPr>
-        <w:t xml:space="preserve"> </w:t>
-      </w:r>
-      <w:r>
-        <w:rPr>
-          <w:color w:val="000000"/>
-          <w:sz w:val="24"/>
-          <w:szCs w:val="24"/>
-          <w:rFonts w:ascii="SimSun" w:cs="SimSun" w:eastAsia="SimSun" w:hAnsi="SimSun"/>
-        </w:rPr>
-        <w:t xml:space="preserve"> + 8 = 15</w:t>
-      </w:r>
-    </w:p>
-    <w:p>
-      <w:pPr>
-        <w:pStyle w:val="Heading2"/>
-        <w:spacing w:before="160" w:after="100"/>
-      </w:pPr>
-      <w:r>
-        <w:rPr>
-          <w:b/>
-          <w:bCs/>
-          <w:color w:val="000000"/>
-          <w:sz w:val="2"/>
-          <w:szCs w:val="2"/>
-          <w:rFonts w:ascii="SimSun" w:cs="SimSun" w:eastAsia="SimSun" w:hAnsi="SimSun"/>
-        </w:rPr>
-        <w:t xml:space="preserve">四、竖式格</w:t>
-      </w:r>
-    </w:p>
-    <w:tbl>
-      <w:tblPr>
-        <w:tblW w:type="dxa" w:w="2945"/>
-        <w:tblBorders>
-          <w:top w:val="single" w:color="auto" w:sz="4"/>
-          <w:left w:val="single" w:color="auto" w:sz="4"/>
-          <w:bottom w:val="single" w:color="auto" w:sz="4"/>
-          <w:right w:val="single" w:color="auto" w:sz="4"/>
-          <w:insideH w:val="single" w:color="auto" w:sz="4"/>
-          <w:insideV w:val="single" w:color="auto" w:sz="4"/>
-        </w:tblBorders>
-      </w:tblPr>
-      <w:tblGrid>
-        <w:gridCol w:w="2945"/>
-      </w:tblGrid>
-      <w:tr>
-        <w:tc>
-          <w:tcPr>
-            <w:tcW w:type="dxa" w:w="2945"/>
-            <w:tcBorders>
-              <w:top w:val="single" w:color="000000" w:sz="6"/>
-              <w:left w:val="single" w:color="000000" w:sz="12"/>
-              <w:bottom w:val="single" w:color="000000" w:sz="6"/>
-              <w:right w:val="single" w:color="000000" w:sz="12"/>
-            </w:tcBorders>
-          </w:tcPr>
-          <w:p>
-            <w:pPr>
-              <w:spacing w:line="567" w:lineRule="exact"/>
-              <w:textAlignment w:val="center"/>
-            </w:pPr>
-            <w:r>
-              <w:t xml:space="preserve"> </w:t>
-            </w:r>
-          </w:p>
-        </w:tc>
-      </w:tr>
-      <w:tr>
-        <w:tc>
-          <w:tcPr>
-            <w:tcW w:type="dxa" w:w="2945"/>
-            <w:tcBorders>
-              <w:top w:val="single" w:color="cccccc" w:sz="1"/>
-              <w:left w:val="single" w:color="000000" w:sz="2"/>
-              <w:bottom w:val="single" w:color="cccccc" w:sz="1"/>
-              <w:right w:val="single" w:color="000000" w:sz="2"/>
-            </w:tcBorders>
-          </w:tcPr>
-          <w:p>
-            <w:pPr>
-              <w:spacing w:line="567" w:lineRule="exact"/>
-              <w:textAlignment w:val="center"/>
-            </w:pPr>
-            <w:r>
-              <w:t xml:space="preserve"> </w:t>
-            </w:r>
-          </w:p>
-        </w:tc>
-      </w:tr>
-      <w:tr>
-        <w:tc>
-          <w:tcPr>
-            <w:tcW w:type="dxa" w:w="2945"/>
-            <w:tcBorders>
-              <w:top w:val="single" w:color="000000" w:sz="6"/>
-              <w:left w:val="single" w:color="000000" w:sz="12"/>
-              <w:bottom w:val="single" w:color="000000" w:sz="6"/>
-              <w:right w:val="single" w:color="000000" w:sz="12"/>
-            </w:tcBorders>
-          </w:tcPr>
-          <w:p>
-            <w:pPr>
-              <w:spacing w:line="567" w:lineRule="exact"/>
-              <w:textAlignment w:val="center"/>
-            </w:pPr>
-            <w:r>
-              <w:t xml:space="preserve"> </w:t>
-            </w:r>
-          </w:p>
-        </w:tc>
-      </w:tr>
-    </w:tbl>
     <w:sectPr>
       <w:footerReference w:type="default" r:id="rId6"/>
       <w:pgSz w:w="11906" w:h="16838" w:orient="portrait"/>

--- a/格子渲染测试.docx
+++ b/格子渲染测试.docx
@@ -1608,7 +1608,7 @@
             <wp:extent cx="274320" cy="274320"/>
             <wp:effectExtent l="0" t="0" r="9525" b="9525"/>
             <wp:wrapNone/>
-            <wp:docPr id="94187" name="SquareBoxGrid"/>
+            <wp:docPr id="82226" name="SquareBoxGrid"/>
             <wp:cNvGraphicFramePr/>
             <a:graphic xmlns:a="http://schemas.openxmlformats.org/drawingml/2006/main">
               <a:graphicData uri="http://schemas.microsoft.com/office/word/2010/wordprocessingGroup">
@@ -1623,7 +1623,7 @@
                     </a:xfrm>
                   </wpg:grpSpPr>
                   <wps:wsp>
-                    <wps:cNvPr id="94188" name="SQBX-Box"/>
+                    <wps:cNvPr id="82227" name="SQBX-Box"/>
                     <wps:cNvSpPr/>
                     <wps:spPr>
                       <a:xfrm>
@@ -1643,7 +1643,7 @@
                     <wps:bodyPr/>
                   </wps:wsp>
                   <wps:wsp>
-                    <wps:cNvPr id="94189" name="TZG-Char"/>
+                    <wps:cNvPr id="82228" name="TZG-Char"/>
                     <wps:cNvSpPr txBox="1"/>
                     <wps:spPr>
                       <a:xfrm>
@@ -1733,7 +1733,7 @@
             <wp:extent cx="274320" cy="274320"/>
             <wp:effectExtent l="0" t="0" r="9525" b="9525"/>
             <wp:wrapNone/>
-            <wp:docPr id="115069" name="SquareBoxGrid"/>
+            <wp:docPr id="131318" name="SquareBoxGrid"/>
             <wp:cNvGraphicFramePr/>
             <a:graphic xmlns:a="http://schemas.openxmlformats.org/drawingml/2006/main">
               <a:graphicData uri="http://schemas.microsoft.com/office/word/2010/wordprocessingGroup">
@@ -1748,7 +1748,7 @@
                     </a:xfrm>
                   </wpg:grpSpPr>
                   <wps:wsp>
-                    <wps:cNvPr id="115070" name="SQBX-Box"/>
+                    <wps:cNvPr id="131319" name="SQBX-Box"/>
                     <wps:cNvSpPr/>
                     <wps:spPr>
                       <a:xfrm>
@@ -1768,7 +1768,7 @@
                     <wps:bodyPr/>
                   </wps:wsp>
                   <wps:wsp>
-                    <wps:cNvPr id="115071" name="TZG-Char"/>
+                    <wps:cNvPr id="131320" name="TZG-Char"/>
                     <wps:cNvSpPr txBox="1"/>
                     <wps:spPr>
                       <a:xfrm>
